--- a/2400031810 FSAD Skill - 5.docx
+++ b/2400031810 FSAD Skill - 5.docx
@@ -200,24 +200,28 @@
         </w:rPr>
         <w:t>NAME:</w:t>
       </w:r>
-      <w:proofErr w:type="gramStart"/>
       <w:r>
         <w:rPr>
           <w:color w:val="EE0000"/>
         </w:rPr>
-        <w:t>M.PRAVEEN</w:t>
-      </w:r>
-      <w:proofErr w:type="gramEnd"/>
+        <w:t xml:space="preserve"> </w:t>
+      </w:r>
       <w:r>
         <w:rPr>
           <w:color w:val="EE0000"/>
         </w:rPr>
-        <w:t xml:space="preserve"> REDDY </w:t>
+        <w:t>S. LALITH ADITYA</w:t>
       </w:r>
       <w:r>
         <w:rPr>
           <w:color w:val="EE0000"/>
         </w:rPr>
+        <w:t xml:space="preserve"> </w:t>
+      </w:r>
+      <w:r>
+        <w:rPr>
+          <w:color w:val="EE0000"/>
+        </w:rPr>
         <w:tab/>
       </w:r>
       <w:r>
@@ -243,7 +247,13 @@
           <w:color w:val="EE0000"/>
         </w:rPr>
         <w:tab/>
-        <w:t>ID:2400032662</w:t>
+        <w:t>ID:240003</w:t>
+      </w:r>
+      <w:r>
+        <w:rPr>
+          <w:color w:val="EE0000"/>
+        </w:rPr>
+        <w:t>1810</w:t>
       </w:r>
     </w:p>
     <w:p>
@@ -299,11 +309,9 @@
         </w:rPr>
         <w:t xml:space="preserve"> </w:t>
       </w:r>
-      <w:proofErr w:type="spellStart"/>
       <w:r>
         <w:t>Autowiring</w:t>
       </w:r>
-      <w:proofErr w:type="spellEnd"/>
       <w:r>
         <w:rPr>
           <w:spacing w:val="-3"/>
@@ -561,7 +569,6 @@
         </w:rPr>
         <w:t xml:space="preserve"> </w:t>
       </w:r>
-      <w:proofErr w:type="spellStart"/>
       <w:r>
         <w:rPr>
           <w:b/>
@@ -569,7 +576,6 @@
         </w:rPr>
         <w:t>Autowiring</w:t>
       </w:r>
-      <w:proofErr w:type="spellEnd"/>
       <w:r>
         <w:rPr>
           <w:b/>
@@ -637,21 +643,12 @@
         </w:rPr>
         <w:t xml:space="preserve">. The </w:t>
       </w:r>
-      <w:proofErr w:type="gramStart"/>
-      <w:r>
-        <w:rPr>
-          <w:b/>
-          <w:sz w:val="24"/>
-        </w:rPr>
-        <w:t>Student</w:t>
-      </w:r>
-      <w:proofErr w:type="gramEnd"/>
-      <w:r>
-        <w:rPr>
-          <w:b/>
-          <w:sz w:val="24"/>
-        </w:rPr>
-        <w:t xml:space="preserve"> </w:t>
+      <w:r>
+        <w:rPr>
+          <w:b/>
+          <w:sz w:val="24"/>
+        </w:rPr>
+        <w:t xml:space="preserve">Student </w:t>
       </w:r>
       <w:r>
         <w:rPr>
@@ -887,21 +884,12 @@
         </w:rPr>
         <w:t xml:space="preserve">, the Certification object is supplied to the </w:t>
       </w:r>
-      <w:proofErr w:type="gramStart"/>
-      <w:r>
-        <w:rPr>
-          <w:b/>
-          <w:sz w:val="24"/>
-        </w:rPr>
-        <w:t>Student</w:t>
-      </w:r>
-      <w:proofErr w:type="gramEnd"/>
-      <w:r>
-        <w:rPr>
-          <w:b/>
-          <w:sz w:val="24"/>
-        </w:rPr>
-        <w:t xml:space="preserve"> </w:t>
+      <w:r>
+        <w:rPr>
+          <w:b/>
+          <w:sz w:val="24"/>
+        </w:rPr>
+        <w:t xml:space="preserve">Student </w:t>
       </w:r>
       <w:r>
         <w:rPr>
@@ -1278,21 +1266,12 @@
         </w:rPr>
         <w:t xml:space="preserve"> </w:t>
       </w:r>
-      <w:proofErr w:type="spellStart"/>
       <w:r>
         <w:rPr>
           <w:spacing w:val="-2"/>
           <w:sz w:val="24"/>
         </w:rPr>
-        <w:t>dateOfCompletion</w:t>
-      </w:r>
-      <w:proofErr w:type="spellEnd"/>
-      <w:r>
-        <w:rPr>
-          <w:spacing w:val="-2"/>
-          <w:sz w:val="24"/>
-        </w:rPr>
-        <w:t>.</w:t>
+        <w:t>dateOfCompletion.</w:t>
       </w:r>
     </w:p>
     <w:p>
@@ -1338,7 +1317,6 @@
         </w:rPr>
         <w:t xml:space="preserve"> </w:t>
       </w:r>
-      <w:proofErr w:type="gramStart"/>
       <w:r>
         <w:rPr>
           <w:b/>
@@ -1346,7 +1324,6 @@
         </w:rPr>
         <w:t>Student</w:t>
       </w:r>
-      <w:proofErr w:type="gramEnd"/>
       <w:r>
         <w:rPr>
           <w:b/>
@@ -1786,14 +1763,12 @@
         </w:rPr>
         <w:t xml:space="preserve"> </w:t>
       </w:r>
-      <w:proofErr w:type="gramStart"/>
       <w:r>
         <w:rPr>
           <w:sz w:val="24"/>
         </w:rPr>
         <w:t>Student</w:t>
       </w:r>
-      <w:proofErr w:type="gramEnd"/>
       <w:r>
         <w:rPr>
           <w:spacing w:val="-1"/>
@@ -2199,21 +2174,12 @@
         </w:rPr>
         <w:t xml:space="preserve"> </w:t>
       </w:r>
-      <w:proofErr w:type="spellStart"/>
       <w:r>
         <w:rPr>
           <w:spacing w:val="-2"/>
           <w:sz w:val="24"/>
         </w:rPr>
-        <w:t>ApplicationContext</w:t>
-      </w:r>
-      <w:proofErr w:type="spellEnd"/>
-      <w:r>
-        <w:rPr>
-          <w:spacing w:val="-2"/>
-          <w:sz w:val="24"/>
-        </w:rPr>
-        <w:t>.</w:t>
+        <w:t>ApplicationContext.</w:t>
       </w:r>
     </w:p>
     <w:p>
@@ -2507,8 +2473,8 @@
           <w:sz w:val="24"/>
         </w:rPr>
         <w:sectPr>
-          <w:headerReference w:type="default" r:id="rId5"/>
-          <w:footerReference w:type="default" r:id="rId6"/>
+          <w:headerReference w:type="default" r:id="rId7"/>
+          <w:footerReference w:type="default" r:id="rId8"/>
           <w:pgSz w:w="12240" w:h="15840"/>
           <w:pgMar w:top="940" w:right="360" w:bottom="1020" w:left="1080" w:header="728" w:footer="828" w:gutter="0"/>
           <w:pgNumType w:start="1"/>
@@ -2527,7 +2493,6 @@
           <w:szCs w:val="32"/>
         </w:rPr>
       </w:pPr>
-      <w:proofErr w:type="spellStart"/>
       <w:r>
         <w:rPr>
           <w:b/>
@@ -2536,432 +2501,993 @@
           <w:szCs w:val="32"/>
         </w:rPr>
         <w:lastRenderedPageBreak/>
-        <w:t>Appconfig</w:t>
-      </w:r>
-      <w:proofErr w:type="spellEnd"/>
-      <w:r>
-        <w:rPr>
-          <w:b/>
+        <w:t>Appconfig:</w:t>
+      </w:r>
+    </w:p>
+    <w:p>
+      <w:r>
+        <w:t>package com.klu.config;</w:t>
+      </w:r>
+    </w:p>
+    <w:p/>
+    <w:p>
+      <w:r>
+        <w:t>import org.springframework.context.annotation.ComponentScan;</w:t>
+      </w:r>
+    </w:p>
+    <w:p>
+      <w:r>
+        <w:t>import org.springframework.context.annotation.Configuration;</w:t>
+      </w:r>
+    </w:p>
+    <w:p/>
+    <w:p>
+      <w:r>
+        <w:t>@Configuration</w:t>
+      </w:r>
+    </w:p>
+    <w:p>
+      <w:r>
+        <w:t>@ComponentScan(basePackages="com.klu.model")</w:t>
+      </w:r>
+    </w:p>
+    <w:p>
+      <w:r>
+        <w:t>public class AppConfig {</w:t>
+      </w:r>
+    </w:p>
+    <w:p>
+      <w:r>
+        <w:tab/>
+      </w:r>
+    </w:p>
+    <w:p>
+      <w:r>
+        <w:tab/>
+      </w:r>
+    </w:p>
+    <w:p>
+      <w:r>
+        <w:t>}</w:t>
+      </w:r>
+    </w:p>
+    <w:p>
+      <w:pPr>
+        <w:rPr>
           <w:color w:val="C45911" w:themeColor="accent2" w:themeShade="BF"/>
           <w:sz w:val="32"/>
           <w:szCs w:val="32"/>
         </w:rPr>
-        <w:t>:</w:t>
-      </w:r>
-    </w:p>
-    <w:p>
-      <w:r>
-        <w:t xml:space="preserve">package </w:t>
-      </w:r>
-      <w:proofErr w:type="spellStart"/>
-      <w:r>
-        <w:t>com.klu.config</w:t>
-      </w:r>
-      <w:proofErr w:type="spellEnd"/>
-      <w:r>
-        <w:t>;</w:t>
-      </w:r>
-    </w:p>
-    <w:p/>
-    <w:p>
-      <w:r>
-        <w:t xml:space="preserve">import </w:t>
-      </w:r>
-      <w:proofErr w:type="spellStart"/>
-      <w:proofErr w:type="gramStart"/>
-      <w:r>
-        <w:t>org.springframework</w:t>
-      </w:r>
-      <w:proofErr w:type="gramEnd"/>
-      <w:r>
-        <w:t>.</w:t>
-      </w:r>
-      <w:proofErr w:type="gramStart"/>
-      <w:r>
-        <w:t>context.annotation</w:t>
-      </w:r>
-      <w:proofErr w:type="gramEnd"/>
-      <w:r>
-        <w:t>.ComponentScan</w:t>
-      </w:r>
-      <w:proofErr w:type="spellEnd"/>
-      <w:r>
-        <w:t>;</w:t>
-      </w:r>
-    </w:p>
-    <w:p>
-      <w:r>
-        <w:t xml:space="preserve">import </w:t>
-      </w:r>
-      <w:proofErr w:type="spellStart"/>
-      <w:proofErr w:type="gramStart"/>
-      <w:r>
-        <w:t>org.springframework</w:t>
-      </w:r>
-      <w:proofErr w:type="gramEnd"/>
-      <w:r>
-        <w:t>.</w:t>
-      </w:r>
-      <w:proofErr w:type="gramStart"/>
-      <w:r>
-        <w:t>context.annotation</w:t>
-      </w:r>
-      <w:proofErr w:type="gramEnd"/>
-      <w:r>
-        <w:t>.Configuration</w:t>
-      </w:r>
-      <w:proofErr w:type="spellEnd"/>
-      <w:r>
-        <w:t>;</w:t>
-      </w:r>
-    </w:p>
-    <w:p/>
-    <w:p>
-      <w:r>
-        <w:t>@Configuration</w:t>
-      </w:r>
-    </w:p>
-    <w:p>
-      <w:r>
-        <w:t>@ComponentScan(basePackages="</w:t>
-      </w:r>
-      <w:proofErr w:type="gramStart"/>
-      <w:r>
-        <w:t>com.klu.model</w:t>
-      </w:r>
-      <w:proofErr w:type="gramEnd"/>
-      <w:r>
-        <w:t>")</w:t>
-      </w:r>
-    </w:p>
-    <w:p>
-      <w:r>
-        <w:t xml:space="preserve">public class </w:t>
-      </w:r>
-      <w:proofErr w:type="spellStart"/>
-      <w:r>
-        <w:t>AppConfig</w:t>
-      </w:r>
-      <w:proofErr w:type="spellEnd"/>
-      <w:r>
-        <w:t xml:space="preserve"> {</w:t>
-      </w:r>
-    </w:p>
-    <w:p>
-      <w:r>
-        <w:tab/>
-      </w:r>
-    </w:p>
-    <w:p>
-      <w:r>
-        <w:tab/>
-      </w:r>
-    </w:p>
-    <w:p>
-      <w:r>
-        <w:t>}</w:t>
-      </w:r>
-    </w:p>
-    <w:p>
-      <w:pPr>
+      </w:pPr>
+      <w:r>
         <w:rPr>
           <w:color w:val="C45911" w:themeColor="accent2" w:themeShade="BF"/>
           <w:sz w:val="32"/>
           <w:szCs w:val="32"/>
         </w:rPr>
-      </w:pPr>
-      <w:proofErr w:type="spellStart"/>
-      <w:r>
+        <w:t>MainApp</w:t>
+      </w:r>
+    </w:p>
+    <w:p>
+      <w:r>
+        <w:t>package com.klu.main;</w:t>
+      </w:r>
+    </w:p>
+    <w:p/>
+    <w:p>
+      <w:r>
+        <w:t>import org.springframework.context.ApplicationContext;</w:t>
+      </w:r>
+    </w:p>
+    <w:p>
+      <w:r>
+        <w:t>import org.springframework.context.support.ClassPathXmlApplicationContext;</w:t>
+      </w:r>
+    </w:p>
+    <w:p/>
+    <w:p>
+      <w:r>
+        <w:t>import com.klu.model.Order;</w:t>
+      </w:r>
+    </w:p>
+    <w:p>
+      <w:r>
+        <w:t>import com.klu.model.Product;</w:t>
+      </w:r>
+    </w:p>
+    <w:p/>
+    <w:p>
+      <w:r>
+        <w:t>public class MainApp {</w:t>
+      </w:r>
+    </w:p>
+    <w:p>
+      <w:r>
+        <w:t xml:space="preserve">    public static void main(String[] args) {</w:t>
+      </w:r>
+    </w:p>
+    <w:p/>
+    <w:p>
+      <w:r>
+        <w:t xml:space="preserve">        ApplicationContext ctx =</w:t>
+      </w:r>
+    </w:p>
+    <w:p>
+      <w:r>
+        <w:t xml:space="preserve">                new ClassPathXmlApplicationContext("applicationContext.xml");</w:t>
+      </w:r>
+    </w:p>
+    <w:p/>
+    <w:p>
+      <w:r>
+        <w:t xml:space="preserve">        Product p1 = (Product) ctx.getBean("p1");</w:t>
+      </w:r>
+    </w:p>
+    <w:p>
+      <w:r>
+        <w:t xml:space="preserve">        p1.display();</w:t>
+      </w:r>
+    </w:p>
+    <w:p>
+      <w:r>
+        <w:t xml:space="preserve">        </w:t>
+      </w:r>
+    </w:p>
+    <w:p>
+      <w:r>
+        <w:t xml:space="preserve">        Product p2=(Product) ctx.getBean("p2");</w:t>
+      </w:r>
+    </w:p>
+    <w:p>
+      <w:r>
+        <w:t xml:space="preserve">        p2.display();</w:t>
+      </w:r>
+    </w:p>
+    <w:p/>
+    <w:p>
+      <w:r>
+        <w:t xml:space="preserve">        Order o1 = (Order) ctx.getBean("o1");</w:t>
+      </w:r>
+    </w:p>
+    <w:p>
+      <w:r>
+        <w:t xml:space="preserve">        o1.display();</w:t>
+      </w:r>
+    </w:p>
+    <w:p>
+      <w:r>
+        <w:t xml:space="preserve">    }</w:t>
+      </w:r>
+    </w:p>
+    <w:p>
+      <w:r>
+        <w:t>}</w:t>
+      </w:r>
+    </w:p>
+    <w:p>
+      <w:pPr>
         <w:rPr>
           <w:color w:val="C45911" w:themeColor="accent2" w:themeShade="BF"/>
           <w:sz w:val="32"/>
           <w:szCs w:val="32"/>
         </w:rPr>
-        <w:t>MainApp</w:t>
-      </w:r>
-      <w:proofErr w:type="spellEnd"/>
-    </w:p>
-    <w:p>
-      <w:r>
-        <w:t xml:space="preserve">package </w:t>
-      </w:r>
-      <w:proofErr w:type="spellStart"/>
-      <w:proofErr w:type="gramStart"/>
-      <w:r>
-        <w:t>com.klu.main</w:t>
-      </w:r>
-      <w:proofErr w:type="spellEnd"/>
-      <w:proofErr w:type="gramEnd"/>
-      <w:r>
-        <w:t>;</w:t>
-      </w:r>
-    </w:p>
-    <w:p/>
-    <w:p>
-      <w:r>
-        <w:t xml:space="preserve">import </w:t>
-      </w:r>
-      <w:proofErr w:type="spellStart"/>
-      <w:proofErr w:type="gramStart"/>
-      <w:r>
-        <w:t>org.springframework</w:t>
-      </w:r>
-      <w:proofErr w:type="gramEnd"/>
-      <w:r>
-        <w:t>.</w:t>
-      </w:r>
-      <w:proofErr w:type="gramStart"/>
-      <w:r>
-        <w:t>context.ApplicationContext</w:t>
-      </w:r>
-      <w:proofErr w:type="spellEnd"/>
-      <w:proofErr w:type="gramEnd"/>
-      <w:r>
-        <w:t>;</w:t>
-      </w:r>
-    </w:p>
-    <w:p>
-      <w:r>
-        <w:t xml:space="preserve">import </w:t>
-      </w:r>
-      <w:proofErr w:type="gramStart"/>
-      <w:r>
-        <w:t>org.springframework</w:t>
-      </w:r>
-      <w:proofErr w:type="gramEnd"/>
-      <w:r>
-        <w:t>.</w:t>
-      </w:r>
-      <w:proofErr w:type="gramStart"/>
-      <w:r>
-        <w:t>context.support</w:t>
-      </w:r>
-      <w:proofErr w:type="gramEnd"/>
-      <w:r>
-        <w:t>.ClassPathXmlApplicationContext;</w:t>
-      </w:r>
-    </w:p>
-    <w:p/>
-    <w:p>
-      <w:r>
-        <w:t xml:space="preserve">import </w:t>
-      </w:r>
-      <w:proofErr w:type="spellStart"/>
-      <w:proofErr w:type="gramStart"/>
-      <w:r>
-        <w:t>com.klu.model</w:t>
-      </w:r>
-      <w:proofErr w:type="gramEnd"/>
-      <w:r>
-        <w:t>.Order</w:t>
-      </w:r>
-      <w:proofErr w:type="spellEnd"/>
-      <w:r>
-        <w:t>;</w:t>
-      </w:r>
-    </w:p>
-    <w:p>
-      <w:r>
-        <w:t xml:space="preserve">import </w:t>
-      </w:r>
-      <w:proofErr w:type="spellStart"/>
-      <w:proofErr w:type="gramStart"/>
-      <w:r>
-        <w:t>com.klu.model</w:t>
-      </w:r>
-      <w:proofErr w:type="gramEnd"/>
-      <w:r>
-        <w:t>.Product</w:t>
-      </w:r>
-      <w:proofErr w:type="spellEnd"/>
-      <w:r>
-        <w:t>;</w:t>
-      </w:r>
-    </w:p>
-    <w:p/>
-    <w:p>
-      <w:r>
-        <w:t xml:space="preserve">public class </w:t>
-      </w:r>
-      <w:proofErr w:type="spellStart"/>
-      <w:r>
-        <w:t>MainApp</w:t>
-      </w:r>
-      <w:proofErr w:type="spellEnd"/>
-      <w:r>
-        <w:t xml:space="preserve"> {</w:t>
-      </w:r>
-    </w:p>
-    <w:p>
-      <w:r>
-        <w:t xml:space="preserve">    public static void </w:t>
-      </w:r>
-      <w:proofErr w:type="gramStart"/>
-      <w:r>
-        <w:t>main(String[</w:t>
-      </w:r>
-      <w:proofErr w:type="gramEnd"/>
-      <w:r>
-        <w:t xml:space="preserve">] </w:t>
-      </w:r>
-      <w:proofErr w:type="spellStart"/>
-      <w:r>
-        <w:t>args</w:t>
-      </w:r>
-      <w:proofErr w:type="spellEnd"/>
-      <w:r>
-        <w:t>) {</w:t>
-      </w:r>
-    </w:p>
-    <w:p/>
-    <w:p>
-      <w:r>
-        <w:t xml:space="preserve">        </w:t>
-      </w:r>
-      <w:proofErr w:type="spellStart"/>
-      <w:r>
-        <w:t>ApplicationContext</w:t>
-      </w:r>
-      <w:proofErr w:type="spellEnd"/>
-      <w:r>
-        <w:t xml:space="preserve"> </w:t>
-      </w:r>
-      <w:proofErr w:type="spellStart"/>
-      <w:r>
-        <w:t>ctx</w:t>
-      </w:r>
-      <w:proofErr w:type="spellEnd"/>
-      <w:r>
-        <w:t xml:space="preserve"> =</w:t>
-      </w:r>
-    </w:p>
-    <w:p>
-      <w:r>
-        <w:t xml:space="preserve">                new </w:t>
-      </w:r>
-      <w:proofErr w:type="spellStart"/>
-      <w:r>
-        <w:t>ClassPathXmlApplicationContext</w:t>
-      </w:r>
-      <w:proofErr w:type="spellEnd"/>
-      <w:r>
-        <w:t>("applicationContext.xml");</w:t>
-      </w:r>
-    </w:p>
-    <w:p/>
-    <w:p>
-      <w:r>
-        <w:t xml:space="preserve">        Product p1 = (Product) </w:t>
-      </w:r>
-      <w:proofErr w:type="spellStart"/>
-      <w:proofErr w:type="gramStart"/>
-      <w:r>
-        <w:t>ctx.getBean</w:t>
-      </w:r>
-      <w:proofErr w:type="spellEnd"/>
-      <w:proofErr w:type="gramEnd"/>
-      <w:r>
-        <w:t>("p1");</w:t>
-      </w:r>
-    </w:p>
-    <w:p>
-      <w:r>
-        <w:t xml:space="preserve">        p</w:t>
-      </w:r>
-      <w:proofErr w:type="gramStart"/>
-      <w:r>
-        <w:t>1.display</w:t>
-      </w:r>
-      <w:proofErr w:type="gramEnd"/>
-      <w:r>
-        <w:t>();</w:t>
-      </w:r>
-    </w:p>
-    <w:p>
-      <w:r>
-        <w:t xml:space="preserve">        </w:t>
-      </w:r>
-    </w:p>
-    <w:p>
-      <w:r>
-        <w:t xml:space="preserve">        Product p2=(Product) </w:t>
-      </w:r>
-      <w:proofErr w:type="spellStart"/>
-      <w:proofErr w:type="gramStart"/>
-      <w:r>
-        <w:t>ctx.getBean</w:t>
-      </w:r>
-      <w:proofErr w:type="spellEnd"/>
-      <w:proofErr w:type="gramEnd"/>
-      <w:r>
-        <w:t>("p2");</w:t>
-      </w:r>
-    </w:p>
-    <w:p>
-      <w:r>
-        <w:t xml:space="preserve">        p</w:t>
-      </w:r>
-      <w:proofErr w:type="gramStart"/>
-      <w:r>
-        <w:t>2.display</w:t>
-      </w:r>
-      <w:proofErr w:type="gramEnd"/>
-      <w:r>
-        <w:t>();</w:t>
-      </w:r>
-    </w:p>
-    <w:p/>
-    <w:p>
-      <w:r>
-        <w:t xml:space="preserve">        Order o1 = (Order) </w:t>
-      </w:r>
-      <w:proofErr w:type="spellStart"/>
-      <w:proofErr w:type="gramStart"/>
-      <w:r>
-        <w:t>ctx.getBean</w:t>
-      </w:r>
-      <w:proofErr w:type="spellEnd"/>
-      <w:proofErr w:type="gramEnd"/>
-      <w:r>
-        <w:t>("o1");</w:t>
-      </w:r>
-    </w:p>
-    <w:p>
-      <w:r>
-        <w:t xml:space="preserve">        o</w:t>
-      </w:r>
-      <w:proofErr w:type="gramStart"/>
-      <w:r>
-        <w:t>1.display</w:t>
-      </w:r>
-      <w:proofErr w:type="gramEnd"/>
-      <w:r>
-        <w:t>();</w:t>
-      </w:r>
-    </w:p>
-    <w:p>
-      <w:r>
-        <w:t xml:space="preserve">    }</w:t>
-      </w:r>
-    </w:p>
-    <w:p>
-      <w:r>
-        <w:t>}</w:t>
-      </w:r>
-    </w:p>
-    <w:p>
-      <w:pPr>
+      </w:pPr>
+      <w:r>
         <w:rPr>
           <w:color w:val="C45911" w:themeColor="accent2" w:themeShade="BF"/>
           <w:sz w:val="32"/>
           <w:szCs w:val="32"/>
         </w:rPr>
-      </w:pPr>
-      <w:r>
+        <w:t>Products</w:t>
+      </w:r>
+    </w:p>
+    <w:p>
+      <w:pPr>
+        <w:rPr>
+          <w:lang w:val="en-IN"/>
+        </w:rPr>
+      </w:pPr>
+      <w:r>
+        <w:rPr>
+          <w:b/>
+          <w:bCs/>
+          <w:lang w:val="en-IN"/>
+        </w:rPr>
+        <w:t>package</w:t>
+      </w:r>
+      <w:r>
+        <w:rPr>
+          <w:lang w:val="en-IN"/>
+        </w:rPr>
+        <w:t xml:space="preserve"> com.klu.model;</w:t>
+      </w:r>
+    </w:p>
+    <w:p>
+      <w:pPr>
+        <w:rPr>
+          <w:lang w:val="en-IN"/>
+        </w:rPr>
+      </w:pPr>
+    </w:p>
+    <w:p>
+      <w:pPr>
+        <w:rPr>
+          <w:lang w:val="en-IN"/>
+        </w:rPr>
+      </w:pPr>
+      <w:r>
+        <w:rPr>
+          <w:b/>
+          <w:bCs/>
+          <w:lang w:val="en-IN"/>
+        </w:rPr>
+        <w:t>public</w:t>
+      </w:r>
+      <w:r>
+        <w:rPr>
+          <w:lang w:val="en-IN"/>
+        </w:rPr>
+        <w:t xml:space="preserve"> </w:t>
+      </w:r>
+      <w:r>
+        <w:rPr>
+          <w:b/>
+          <w:bCs/>
+          <w:lang w:val="en-IN"/>
+        </w:rPr>
+        <w:t>class</w:t>
+      </w:r>
+      <w:r>
+        <w:rPr>
+          <w:lang w:val="en-IN"/>
+        </w:rPr>
+        <w:t xml:space="preserve"> Order {</w:t>
+      </w:r>
+    </w:p>
+    <w:p>
+      <w:pPr>
+        <w:rPr>
+          <w:lang w:val="en-IN"/>
+        </w:rPr>
+      </w:pPr>
+    </w:p>
+    <w:p>
+      <w:pPr>
+        <w:rPr>
+          <w:lang w:val="en-IN"/>
+        </w:rPr>
+      </w:pPr>
+      <w:r>
+        <w:rPr>
+          <w:lang w:val="en-IN"/>
+        </w:rPr>
+        <w:t xml:space="preserve">    </w:t>
+      </w:r>
+      <w:r>
+        <w:rPr>
+          <w:b/>
+          <w:bCs/>
+          <w:lang w:val="en-IN"/>
+        </w:rPr>
+        <w:t>private</w:t>
+      </w:r>
+      <w:r>
+        <w:rPr>
+          <w:lang w:val="en-IN"/>
+        </w:rPr>
+        <w:t xml:space="preserve"> </w:t>
+      </w:r>
+      <w:r>
+        <w:rPr>
+          <w:b/>
+          <w:bCs/>
+          <w:lang w:val="en-IN"/>
+        </w:rPr>
+        <w:t>int</w:t>
+      </w:r>
+      <w:r>
+        <w:rPr>
+          <w:lang w:val="en-IN"/>
+        </w:rPr>
+        <w:t xml:space="preserve"> orderId;</w:t>
+      </w:r>
+    </w:p>
+    <w:p>
+      <w:pPr>
+        <w:rPr>
+          <w:lang w:val="en-IN"/>
+        </w:rPr>
+      </w:pPr>
+      <w:r>
+        <w:rPr>
+          <w:lang w:val="en-IN"/>
+        </w:rPr>
+        <w:t xml:space="preserve">    </w:t>
+      </w:r>
+      <w:r>
+        <w:rPr>
+          <w:b/>
+          <w:bCs/>
+          <w:lang w:val="en-IN"/>
+        </w:rPr>
+        <w:t>private</w:t>
+      </w:r>
+      <w:r>
+        <w:rPr>
+          <w:lang w:val="en-IN"/>
+        </w:rPr>
+        <w:t xml:space="preserve"> String customerName;</w:t>
+      </w:r>
+    </w:p>
+    <w:p>
+      <w:pPr>
+        <w:rPr>
+          <w:lang w:val="en-IN"/>
+        </w:rPr>
+      </w:pPr>
+      <w:r>
+        <w:rPr>
+          <w:lang w:val="en-IN"/>
+        </w:rPr>
+        <w:t xml:space="preserve">    </w:t>
+      </w:r>
+      <w:r>
+        <w:rPr>
+          <w:b/>
+          <w:bCs/>
+          <w:lang w:val="en-IN"/>
+        </w:rPr>
+        <w:t>private</w:t>
+      </w:r>
+      <w:r>
+        <w:rPr>
+          <w:lang w:val="en-IN"/>
+        </w:rPr>
+        <w:t xml:space="preserve"> </w:t>
+      </w:r>
+      <w:r>
+        <w:rPr>
+          <w:b/>
+          <w:bCs/>
+          <w:lang w:val="en-IN"/>
+        </w:rPr>
+        <w:t>int</w:t>
+      </w:r>
+      <w:r>
+        <w:rPr>
+          <w:lang w:val="en-IN"/>
+        </w:rPr>
+        <w:t xml:space="preserve"> quantity;</w:t>
+      </w:r>
+    </w:p>
+    <w:p>
+      <w:pPr>
+        <w:rPr>
+          <w:lang w:val="en-IN"/>
+        </w:rPr>
+      </w:pPr>
+      <w:r>
+        <w:rPr>
+          <w:lang w:val="en-IN"/>
+        </w:rPr>
+        <w:t xml:space="preserve">    </w:t>
+      </w:r>
+      <w:r>
+        <w:rPr>
+          <w:b/>
+          <w:bCs/>
+          <w:lang w:val="en-IN"/>
+        </w:rPr>
+        <w:t>private</w:t>
+      </w:r>
+      <w:r>
+        <w:rPr>
+          <w:lang w:val="en-IN"/>
+        </w:rPr>
+        <w:t xml:space="preserve"> Product product;</w:t>
+      </w:r>
+    </w:p>
+    <w:p>
+      <w:pPr>
+        <w:rPr>
+          <w:lang w:val="en-IN"/>
+        </w:rPr>
+      </w:pPr>
+    </w:p>
+    <w:p>
+      <w:pPr>
+        <w:rPr>
+          <w:lang w:val="en-IN"/>
+        </w:rPr>
+      </w:pPr>
+      <w:r>
+        <w:rPr>
+          <w:lang w:val="en-IN"/>
+        </w:rPr>
+        <w:t xml:space="preserve">    </w:t>
+      </w:r>
+      <w:r>
+        <w:rPr>
+          <w:b/>
+          <w:bCs/>
+          <w:lang w:val="en-IN"/>
+        </w:rPr>
+        <w:t>public</w:t>
+      </w:r>
+      <w:r>
+        <w:rPr>
+          <w:lang w:val="en-IN"/>
+        </w:rPr>
+        <w:t xml:space="preserve"> Order(</w:t>
+      </w:r>
+      <w:r>
+        <w:rPr>
+          <w:b/>
+          <w:bCs/>
+          <w:lang w:val="en-IN"/>
+        </w:rPr>
+        <w:t>int</w:t>
+      </w:r>
+      <w:r>
+        <w:rPr>
+          <w:lang w:val="en-IN"/>
+        </w:rPr>
+        <w:t xml:space="preserve"> oi, String cn, </w:t>
+      </w:r>
+      <w:r>
+        <w:rPr>
+          <w:b/>
+          <w:bCs/>
+          <w:lang w:val="en-IN"/>
+        </w:rPr>
+        <w:t>int</w:t>
+      </w:r>
+      <w:r>
+        <w:rPr>
+          <w:lang w:val="en-IN"/>
+        </w:rPr>
+        <w:t xml:space="preserve"> q) {</w:t>
+      </w:r>
+    </w:p>
+    <w:p>
+      <w:pPr>
+        <w:rPr>
+          <w:lang w:val="en-IN"/>
+        </w:rPr>
+      </w:pPr>
+      <w:r>
+        <w:rPr>
+          <w:lang w:val="en-IN"/>
+        </w:rPr>
+        <w:t xml:space="preserve">        </w:t>
+      </w:r>
+      <w:r>
+        <w:rPr>
+          <w:b/>
+          <w:bCs/>
+          <w:lang w:val="en-IN"/>
+        </w:rPr>
+        <w:t>this</w:t>
+      </w:r>
+      <w:r>
+        <w:rPr>
+          <w:lang w:val="en-IN"/>
+        </w:rPr>
+        <w:t>.orderId = oi;</w:t>
+      </w:r>
+    </w:p>
+    <w:p>
+      <w:pPr>
+        <w:rPr>
+          <w:lang w:val="en-IN"/>
+        </w:rPr>
+      </w:pPr>
+      <w:r>
+        <w:rPr>
+          <w:lang w:val="en-IN"/>
+        </w:rPr>
+        <w:t xml:space="preserve">        </w:t>
+      </w:r>
+      <w:r>
+        <w:rPr>
+          <w:b/>
+          <w:bCs/>
+          <w:lang w:val="en-IN"/>
+        </w:rPr>
+        <w:t>this</w:t>
+      </w:r>
+      <w:r>
+        <w:rPr>
+          <w:lang w:val="en-IN"/>
+        </w:rPr>
+        <w:t>.customerName = cn;</w:t>
+      </w:r>
+    </w:p>
+    <w:p>
+      <w:pPr>
+        <w:rPr>
+          <w:lang w:val="en-IN"/>
+        </w:rPr>
+      </w:pPr>
+      <w:r>
+        <w:rPr>
+          <w:lang w:val="en-IN"/>
+        </w:rPr>
+        <w:t xml:space="preserve">        </w:t>
+      </w:r>
+      <w:r>
+        <w:rPr>
+          <w:b/>
+          <w:bCs/>
+          <w:lang w:val="en-IN"/>
+        </w:rPr>
+        <w:t>this</w:t>
+      </w:r>
+      <w:r>
+        <w:rPr>
+          <w:lang w:val="en-IN"/>
+        </w:rPr>
+        <w:t>.quantity = q;</w:t>
+      </w:r>
+    </w:p>
+    <w:p>
+      <w:pPr>
+        <w:rPr>
+          <w:lang w:val="en-IN"/>
+        </w:rPr>
+      </w:pPr>
+      <w:r>
+        <w:rPr>
+          <w:lang w:val="en-IN"/>
+        </w:rPr>
+        <w:t xml:space="preserve">    }</w:t>
+      </w:r>
+    </w:p>
+    <w:p>
+      <w:pPr>
+        <w:rPr>
+          <w:lang w:val="en-IN"/>
+        </w:rPr>
+      </w:pPr>
+    </w:p>
+    <w:p>
+      <w:pPr>
+        <w:rPr>
+          <w:lang w:val="en-IN"/>
+        </w:rPr>
+      </w:pPr>
+      <w:r>
+        <w:rPr>
+          <w:lang w:val="en-IN"/>
+        </w:rPr>
+        <w:t xml:space="preserve">    </w:t>
+      </w:r>
+      <w:r>
+        <w:rPr>
+          <w:b/>
+          <w:bCs/>
+          <w:lang w:val="en-IN"/>
+        </w:rPr>
+        <w:t>public</w:t>
+      </w:r>
+      <w:r>
+        <w:rPr>
+          <w:lang w:val="en-IN"/>
+        </w:rPr>
+        <w:t xml:space="preserve"> </w:t>
+      </w:r>
+      <w:r>
+        <w:rPr>
+          <w:b/>
+          <w:bCs/>
+          <w:lang w:val="en-IN"/>
+        </w:rPr>
+        <w:t>void</w:t>
+      </w:r>
+      <w:r>
+        <w:rPr>
+          <w:lang w:val="en-IN"/>
+        </w:rPr>
+        <w:t xml:space="preserve"> setProduct(Product product) {</w:t>
+      </w:r>
+    </w:p>
+    <w:p>
+      <w:pPr>
+        <w:rPr>
+          <w:lang w:val="en-IN"/>
+        </w:rPr>
+      </w:pPr>
+      <w:r>
+        <w:rPr>
+          <w:lang w:val="en-IN"/>
+        </w:rPr>
+        <w:t xml:space="preserve">        </w:t>
+      </w:r>
+      <w:r>
+        <w:rPr>
+          <w:b/>
+          <w:bCs/>
+          <w:lang w:val="en-IN"/>
+        </w:rPr>
+        <w:t>this</w:t>
+      </w:r>
+      <w:r>
+        <w:rPr>
+          <w:lang w:val="en-IN"/>
+        </w:rPr>
+        <w:t>.product = product;</w:t>
+      </w:r>
+    </w:p>
+    <w:p>
+      <w:pPr>
+        <w:rPr>
+          <w:lang w:val="en-IN"/>
+        </w:rPr>
+      </w:pPr>
+      <w:r>
+        <w:rPr>
+          <w:lang w:val="en-IN"/>
+        </w:rPr>
+        <w:t xml:space="preserve">    }</w:t>
+      </w:r>
+    </w:p>
+    <w:p>
+      <w:pPr>
+        <w:rPr>
+          <w:lang w:val="en-IN"/>
+        </w:rPr>
+      </w:pPr>
+    </w:p>
+    <w:p>
+      <w:pPr>
+        <w:rPr>
+          <w:lang w:val="en-IN"/>
+        </w:rPr>
+      </w:pPr>
+      <w:r>
+        <w:rPr>
+          <w:lang w:val="en-IN"/>
+        </w:rPr>
+        <w:t xml:space="preserve">    </w:t>
+      </w:r>
+      <w:r>
+        <w:rPr>
+          <w:b/>
+          <w:bCs/>
+          <w:lang w:val="en-IN"/>
+        </w:rPr>
+        <w:t>public</w:t>
+      </w:r>
+      <w:r>
+        <w:rPr>
+          <w:lang w:val="en-IN"/>
+        </w:rPr>
+        <w:t xml:space="preserve"> </w:t>
+      </w:r>
+      <w:r>
+        <w:rPr>
+          <w:b/>
+          <w:bCs/>
+          <w:lang w:val="en-IN"/>
+        </w:rPr>
+        <w:t>void</w:t>
+      </w:r>
+      <w:r>
+        <w:rPr>
+          <w:lang w:val="en-IN"/>
+        </w:rPr>
+        <w:t xml:space="preserve"> display() {</w:t>
+      </w:r>
+    </w:p>
+    <w:p>
+      <w:pPr>
+        <w:rPr>
+          <w:lang w:val="en-IN"/>
+        </w:rPr>
+      </w:pPr>
+      <w:r>
+        <w:rPr>
+          <w:lang w:val="en-IN"/>
+        </w:rPr>
+        <w:t xml:space="preserve">        System.</w:t>
+      </w:r>
+      <w:r>
+        <w:rPr>
+          <w:b/>
+          <w:bCs/>
+          <w:i/>
+          <w:iCs/>
+          <w:lang w:val="en-IN"/>
+        </w:rPr>
+        <w:t>out</w:t>
+      </w:r>
+      <w:r>
+        <w:rPr>
+          <w:lang w:val="en-IN"/>
+        </w:rPr>
+        <w:t>.println("Order Details:");</w:t>
+      </w:r>
+    </w:p>
+    <w:p>
+      <w:pPr>
+        <w:rPr>
+          <w:lang w:val="en-IN"/>
+        </w:rPr>
+      </w:pPr>
+      <w:r>
+        <w:rPr>
+          <w:lang w:val="en-IN"/>
+        </w:rPr>
+        <w:t xml:space="preserve">        System.</w:t>
+      </w:r>
+      <w:r>
+        <w:rPr>
+          <w:b/>
+          <w:bCs/>
+          <w:i/>
+          <w:iCs/>
+          <w:lang w:val="en-IN"/>
+        </w:rPr>
+        <w:t>out</w:t>
+      </w:r>
+      <w:r>
+        <w:rPr>
+          <w:lang w:val="en-IN"/>
+        </w:rPr>
+        <w:t>.println("Order ID      : " + orderId);</w:t>
+      </w:r>
+    </w:p>
+    <w:p>
+      <w:pPr>
+        <w:rPr>
+          <w:lang w:val="en-IN"/>
+        </w:rPr>
+      </w:pPr>
+      <w:r>
+        <w:rPr>
+          <w:lang w:val="en-IN"/>
+        </w:rPr>
+        <w:t xml:space="preserve">        System.</w:t>
+      </w:r>
+      <w:r>
+        <w:rPr>
+          <w:b/>
+          <w:bCs/>
+          <w:i/>
+          <w:iCs/>
+          <w:lang w:val="en-IN"/>
+        </w:rPr>
+        <w:t>out</w:t>
+      </w:r>
+      <w:r>
+        <w:rPr>
+          <w:lang w:val="en-IN"/>
+        </w:rPr>
+        <w:t>.println("Customer Name : " + customerName);</w:t>
+      </w:r>
+    </w:p>
+    <w:p>
+      <w:pPr>
+        <w:rPr>
+          <w:lang w:val="en-IN"/>
+        </w:rPr>
+      </w:pPr>
+      <w:r>
+        <w:rPr>
+          <w:lang w:val="en-IN"/>
+        </w:rPr>
+        <w:t xml:space="preserve">        System.</w:t>
+      </w:r>
+      <w:r>
+        <w:rPr>
+          <w:b/>
+          <w:bCs/>
+          <w:i/>
+          <w:iCs/>
+          <w:lang w:val="en-IN"/>
+        </w:rPr>
+        <w:t>out</w:t>
+      </w:r>
+      <w:r>
+        <w:rPr>
+          <w:lang w:val="en-IN"/>
+        </w:rPr>
+        <w:t>.println("Quantity      : " + quantity);</w:t>
+      </w:r>
+    </w:p>
+    <w:p>
+      <w:pPr>
+        <w:rPr>
+          <w:lang w:val="en-IN"/>
+        </w:rPr>
+      </w:pPr>
+    </w:p>
+    <w:p>
+      <w:pPr>
+        <w:rPr>
+          <w:lang w:val="en-IN"/>
+        </w:rPr>
+      </w:pPr>
+      <w:r>
+        <w:rPr>
+          <w:lang w:val="en-IN"/>
+        </w:rPr>
+        <w:t xml:space="preserve">        System.</w:t>
+      </w:r>
+      <w:r>
+        <w:rPr>
+          <w:b/>
+          <w:bCs/>
+          <w:i/>
+          <w:iCs/>
+          <w:lang w:val="en-IN"/>
+        </w:rPr>
+        <w:t>out</w:t>
+      </w:r>
+      <w:r>
+        <w:rPr>
+          <w:lang w:val="en-IN"/>
+        </w:rPr>
+        <w:t>.println("Product Details:");</w:t>
+      </w:r>
+    </w:p>
+    <w:p>
+      <w:pPr>
+        <w:rPr>
+          <w:lang w:val="en-IN"/>
+        </w:rPr>
+      </w:pPr>
+      <w:r>
+        <w:rPr>
+          <w:lang w:val="en-IN"/>
+        </w:rPr>
+        <w:t xml:space="preserve">        System.</w:t>
+      </w:r>
+      <w:r>
+        <w:rPr>
+          <w:b/>
+          <w:bCs/>
+          <w:i/>
+          <w:iCs/>
+          <w:lang w:val="en-IN"/>
+        </w:rPr>
+        <w:t>out</w:t>
+      </w:r>
+      <w:r>
+        <w:rPr>
+          <w:lang w:val="en-IN"/>
+        </w:rPr>
+        <w:t>.println("Product ID   : " + product.getProductId());</w:t>
+      </w:r>
+    </w:p>
+    <w:p>
+      <w:pPr>
+        <w:rPr>
+          <w:lang w:val="en-IN"/>
+        </w:rPr>
+      </w:pPr>
+      <w:r>
+        <w:rPr>
+          <w:lang w:val="en-IN"/>
+        </w:rPr>
+        <w:t xml:space="preserve">        System.</w:t>
+      </w:r>
+      <w:r>
+        <w:rPr>
+          <w:b/>
+          <w:bCs/>
+          <w:i/>
+          <w:iCs/>
+          <w:lang w:val="en-IN"/>
+        </w:rPr>
+        <w:t>out</w:t>
+      </w:r>
+      <w:r>
+        <w:rPr>
+          <w:lang w:val="en-IN"/>
+        </w:rPr>
+        <w:t>.println("Product Name : " + product.getProductName());</w:t>
+      </w:r>
+    </w:p>
+    <w:p>
+      <w:pPr>
+        <w:rPr>
+          <w:lang w:val="en-IN"/>
+        </w:rPr>
+      </w:pPr>
+      <w:r>
+        <w:rPr>
+          <w:lang w:val="en-IN"/>
+        </w:rPr>
+        <w:t xml:space="preserve">        System.</w:t>
+      </w:r>
+      <w:r>
+        <w:rPr>
+          <w:b/>
+          <w:bCs/>
+          <w:i/>
+          <w:iCs/>
+          <w:lang w:val="en-IN"/>
+        </w:rPr>
+        <w:t>out</w:t>
+      </w:r>
+      <w:r>
+        <w:rPr>
+          <w:lang w:val="en-IN"/>
+        </w:rPr>
+        <w:t>.println("Category     : " + product.getCategory());</w:t>
+      </w:r>
+    </w:p>
+    <w:p>
+      <w:pPr>
+        <w:rPr>
+          <w:lang w:val="en-IN"/>
+        </w:rPr>
+      </w:pPr>
+      <w:r>
+        <w:rPr>
+          <w:lang w:val="en-IN"/>
+        </w:rPr>
+        <w:t xml:space="preserve">        System.</w:t>
+      </w:r>
+      <w:r>
+        <w:rPr>
+          <w:b/>
+          <w:bCs/>
+          <w:i/>
+          <w:iCs/>
+          <w:lang w:val="en-IN"/>
+        </w:rPr>
+        <w:t>out</w:t>
+      </w:r>
+      <w:r>
+        <w:rPr>
+          <w:lang w:val="en-IN"/>
+        </w:rPr>
+        <w:t>.println("Price        : " + product.getPrice());</w:t>
+      </w:r>
+    </w:p>
+    <w:p>
+      <w:pPr>
+        <w:rPr>
+          <w:lang w:val="en-IN"/>
+        </w:rPr>
+      </w:pPr>
+      <w:r>
+        <w:rPr>
+          <w:lang w:val="en-IN"/>
+        </w:rPr>
+        <w:t xml:space="preserve">    }</w:t>
+      </w:r>
+    </w:p>
+    <w:p>
+      <w:pPr>
+        <w:rPr>
+          <w:lang w:val="en-IN"/>
+        </w:rPr>
+      </w:pPr>
+      <w:r>
+        <w:rPr>
+          <w:lang w:val="en-IN"/>
+        </w:rPr>
+        <w:t>}</w:t>
+      </w:r>
+    </w:p>
+    <w:p>
+      <w:pPr>
         <w:rPr>
           <w:color w:val="C45911" w:themeColor="accent2" w:themeShade="BF"/>
           <w:sz w:val="32"/>
           <w:szCs w:val="32"/>
+          <w:lang w:val="en-IN"/>
+        </w:rPr>
+      </w:pPr>
+      <w:r>
+        <w:rPr>
+          <w:color w:val="C45911" w:themeColor="accent2" w:themeShade="BF"/>
+          <w:sz w:val="32"/>
+          <w:szCs w:val="32"/>
+          <w:lang w:val="en-IN"/>
         </w:rPr>
         <w:t>Products</w:t>
       </w:r>
@@ -2984,23 +3510,7 @@
         <w:rPr>
           <w:lang w:val="en-IN"/>
         </w:rPr>
-        <w:t xml:space="preserve"> </w:t>
-      </w:r>
-      <w:proofErr w:type="spellStart"/>
-      <w:proofErr w:type="gramStart"/>
-      <w:r>
-        <w:rPr>
-          <w:lang w:val="en-IN"/>
-        </w:rPr>
-        <w:t>com.klu.model</w:t>
-      </w:r>
-      <w:proofErr w:type="spellEnd"/>
-      <w:proofErr w:type="gramEnd"/>
-      <w:r>
-        <w:rPr>
-          <w:lang w:val="en-IN"/>
-        </w:rPr>
-        <w:t>;</w:t>
+        <w:t xml:space="preserve"> com.klu.model;</w:t>
       </w:r>
     </w:p>
     <w:p>
@@ -3042,7 +3552,7 @@
         <w:rPr>
           <w:lang w:val="en-IN"/>
         </w:rPr>
-        <w:t xml:space="preserve"> Order {</w:t>
+        <w:t xml:space="preserve"> Product {</w:t>
       </w:r>
     </w:p>
     <w:p>
@@ -3090,21 +3600,7 @@
         <w:rPr>
           <w:lang w:val="en-IN"/>
         </w:rPr>
-        <w:t xml:space="preserve"> </w:t>
-      </w:r>
-      <w:proofErr w:type="spellStart"/>
-      <w:r>
-        <w:rPr>
-          <w:lang w:val="en-IN"/>
-        </w:rPr>
-        <w:t>orderId</w:t>
-      </w:r>
-      <w:proofErr w:type="spellEnd"/>
-      <w:r>
-        <w:rPr>
-          <w:lang w:val="en-IN"/>
-        </w:rPr>
-        <w:t>;</w:t>
+        <w:t xml:space="preserve"> productId;</w:t>
       </w:r>
     </w:p>
     <w:p>
@@ -3131,21 +3627,7 @@
         <w:rPr>
           <w:lang w:val="en-IN"/>
         </w:rPr>
-        <w:t xml:space="preserve"> String </w:t>
-      </w:r>
-      <w:proofErr w:type="spellStart"/>
-      <w:r>
-        <w:rPr>
-          <w:lang w:val="en-IN"/>
-        </w:rPr>
-        <w:t>customerName</w:t>
-      </w:r>
-      <w:proofErr w:type="spellEnd"/>
-      <w:r>
-        <w:rPr>
-          <w:lang w:val="en-IN"/>
-        </w:rPr>
-        <w:t>;</w:t>
+        <w:t xml:space="preserve"> String productName;</w:t>
       </w:r>
     </w:p>
     <w:p>
@@ -3172,7 +3654,20 @@
         <w:rPr>
           <w:lang w:val="en-IN"/>
         </w:rPr>
-        <w:t xml:space="preserve"> </w:t>
+        <w:t xml:space="preserve"> String category;</w:t>
+      </w:r>
+    </w:p>
+    <w:p>
+      <w:pPr>
+        <w:rPr>
+          <w:lang w:val="en-IN"/>
+        </w:rPr>
+      </w:pPr>
+      <w:r>
+        <w:rPr>
+          <w:lang w:val="en-IN"/>
+        </w:rPr>
+        <w:t xml:space="preserve">    </w:t>
       </w:r>
       <w:r>
         <w:rPr>
@@ -3180,14 +3675,218 @@
           <w:bCs/>
           <w:lang w:val="en-IN"/>
         </w:rPr>
+        <w:t>private</w:t>
+      </w:r>
+      <w:r>
+        <w:rPr>
+          <w:lang w:val="en-IN"/>
+        </w:rPr>
+        <w:t xml:space="preserve"> </w:t>
+      </w:r>
+      <w:r>
+        <w:rPr>
+          <w:b/>
+          <w:bCs/>
+          <w:lang w:val="en-IN"/>
+        </w:rPr>
+        <w:t>double</w:t>
+      </w:r>
+      <w:r>
+        <w:rPr>
+          <w:lang w:val="en-IN"/>
+        </w:rPr>
+        <w:t xml:space="preserve"> price;</w:t>
+      </w:r>
+    </w:p>
+    <w:p>
+      <w:pPr>
+        <w:rPr>
+          <w:lang w:val="en-IN"/>
+        </w:rPr>
+      </w:pPr>
+    </w:p>
+    <w:p>
+      <w:pPr>
+        <w:rPr>
+          <w:lang w:val="en-IN"/>
+        </w:rPr>
+      </w:pPr>
+      <w:r>
+        <w:rPr>
+          <w:lang w:val="en-IN"/>
+        </w:rPr>
+        <w:t xml:space="preserve">    </w:t>
+      </w:r>
+      <w:r>
+        <w:rPr>
+          <w:b/>
+          <w:bCs/>
+          <w:lang w:val="en-IN"/>
+        </w:rPr>
+        <w:t>public</w:t>
+      </w:r>
+      <w:r>
+        <w:rPr>
+          <w:lang w:val="en-IN"/>
+        </w:rPr>
+        <w:t xml:space="preserve"> Product(</w:t>
+      </w:r>
+      <w:r>
+        <w:rPr>
+          <w:b/>
+          <w:bCs/>
+          <w:lang w:val="en-IN"/>
+        </w:rPr>
         <w:t>int</w:t>
       </w:r>
       <w:r>
         <w:rPr>
           <w:lang w:val="en-IN"/>
         </w:rPr>
-        <w:t xml:space="preserve"> quantity;</w:t>
-      </w:r>
+        <w:t xml:space="preserve"> pid, String pn, String c, </w:t>
+      </w:r>
+      <w:r>
+        <w:rPr>
+          <w:b/>
+          <w:bCs/>
+          <w:lang w:val="en-IN"/>
+        </w:rPr>
+        <w:t>double</w:t>
+      </w:r>
+      <w:r>
+        <w:rPr>
+          <w:lang w:val="en-IN"/>
+        </w:rPr>
+        <w:t xml:space="preserve"> p) {</w:t>
+      </w:r>
+    </w:p>
+    <w:p>
+      <w:pPr>
+        <w:rPr>
+          <w:lang w:val="en-IN"/>
+        </w:rPr>
+      </w:pPr>
+      <w:r>
+        <w:rPr>
+          <w:lang w:val="en-IN"/>
+        </w:rPr>
+        <w:t xml:space="preserve">        </w:t>
+      </w:r>
+      <w:r>
+        <w:rPr>
+          <w:b/>
+          <w:bCs/>
+          <w:lang w:val="en-IN"/>
+        </w:rPr>
+        <w:t>this</w:t>
+      </w:r>
+      <w:r>
+        <w:rPr>
+          <w:lang w:val="en-IN"/>
+        </w:rPr>
+        <w:t>.productId = pid;</w:t>
+      </w:r>
+    </w:p>
+    <w:p>
+      <w:pPr>
+        <w:rPr>
+          <w:lang w:val="en-IN"/>
+        </w:rPr>
+      </w:pPr>
+      <w:r>
+        <w:rPr>
+          <w:lang w:val="en-IN"/>
+        </w:rPr>
+        <w:t xml:space="preserve">        </w:t>
+      </w:r>
+      <w:r>
+        <w:rPr>
+          <w:b/>
+          <w:bCs/>
+          <w:lang w:val="en-IN"/>
+        </w:rPr>
+        <w:t>this</w:t>
+      </w:r>
+      <w:r>
+        <w:rPr>
+          <w:lang w:val="en-IN"/>
+        </w:rPr>
+        <w:t>.productName = pn;</w:t>
+      </w:r>
+    </w:p>
+    <w:p>
+      <w:pPr>
+        <w:rPr>
+          <w:lang w:val="en-IN"/>
+        </w:rPr>
+      </w:pPr>
+      <w:r>
+        <w:rPr>
+          <w:lang w:val="en-IN"/>
+        </w:rPr>
+        <w:t xml:space="preserve">        </w:t>
+      </w:r>
+      <w:r>
+        <w:rPr>
+          <w:b/>
+          <w:bCs/>
+          <w:lang w:val="en-IN"/>
+        </w:rPr>
+        <w:t>this</w:t>
+      </w:r>
+      <w:r>
+        <w:rPr>
+          <w:lang w:val="en-IN"/>
+        </w:rPr>
+        <w:t>.category = c;</w:t>
+      </w:r>
+    </w:p>
+    <w:p>
+      <w:pPr>
+        <w:rPr>
+          <w:lang w:val="en-IN"/>
+        </w:rPr>
+      </w:pPr>
+      <w:r>
+        <w:rPr>
+          <w:lang w:val="en-IN"/>
+        </w:rPr>
+        <w:t xml:space="preserve">        </w:t>
+      </w:r>
+      <w:r>
+        <w:rPr>
+          <w:b/>
+          <w:bCs/>
+          <w:lang w:val="en-IN"/>
+        </w:rPr>
+        <w:t>this</w:t>
+      </w:r>
+      <w:r>
+        <w:rPr>
+          <w:lang w:val="en-IN"/>
+        </w:rPr>
+        <w:t>.price = p;</w:t>
+      </w:r>
+    </w:p>
+    <w:p>
+      <w:pPr>
+        <w:rPr>
+          <w:lang w:val="en-IN"/>
+        </w:rPr>
+      </w:pPr>
+      <w:r>
+        <w:rPr>
+          <w:lang w:val="en-IN"/>
+        </w:rPr>
+        <w:t xml:space="preserve">    }</w:t>
+      </w:r>
+    </w:p>
+    <w:p>
+      <w:pPr>
+        <w:rPr>
+          <w:lang w:val="en-IN"/>
+        </w:rPr>
+      </w:pPr>
     </w:p>
     <w:p>
       <w:pPr>
@@ -3207,27 +3906,67 @@
           <w:bCs/>
           <w:lang w:val="en-IN"/>
         </w:rPr>
-        <w:t>private</w:t>
-      </w:r>
-      <w:r>
-        <w:rPr>
-          <w:lang w:val="en-IN"/>
-        </w:rPr>
-        <w:t xml:space="preserve"> Product </w:t>
-      </w:r>
-      <w:proofErr w:type="spellStart"/>
-      <w:r>
-        <w:rPr>
-          <w:lang w:val="en-IN"/>
-        </w:rPr>
-        <w:t>product</w:t>
-      </w:r>
-      <w:proofErr w:type="spellEnd"/>
-      <w:r>
-        <w:rPr>
-          <w:lang w:val="en-IN"/>
-        </w:rPr>
-        <w:t>;</w:t>
+        <w:t>public</w:t>
+      </w:r>
+      <w:r>
+        <w:rPr>
+          <w:lang w:val="en-IN"/>
+        </w:rPr>
+        <w:t xml:space="preserve"> </w:t>
+      </w:r>
+      <w:r>
+        <w:rPr>
+          <w:b/>
+          <w:bCs/>
+          <w:lang w:val="en-IN"/>
+        </w:rPr>
+        <w:t>int</w:t>
+      </w:r>
+      <w:r>
+        <w:rPr>
+          <w:lang w:val="en-IN"/>
+        </w:rPr>
+        <w:t xml:space="preserve"> getProductId() {</w:t>
+      </w:r>
+    </w:p>
+    <w:p>
+      <w:pPr>
+        <w:rPr>
+          <w:lang w:val="en-IN"/>
+        </w:rPr>
+      </w:pPr>
+      <w:r>
+        <w:rPr>
+          <w:lang w:val="en-IN"/>
+        </w:rPr>
+        <w:t xml:space="preserve">        </w:t>
+      </w:r>
+      <w:r>
+        <w:rPr>
+          <w:b/>
+          <w:bCs/>
+          <w:lang w:val="en-IN"/>
+        </w:rPr>
+        <w:t>return</w:t>
+      </w:r>
+      <w:r>
+        <w:rPr>
+          <w:lang w:val="en-IN"/>
+        </w:rPr>
+        <w:t xml:space="preserve"> productId;</w:t>
+      </w:r>
+    </w:p>
+    <w:p>
+      <w:pPr>
+        <w:rPr>
+          <w:lang w:val="en-IN"/>
+        </w:rPr>
+      </w:pPr>
+      <w:r>
+        <w:rPr>
+          <w:lang w:val="en-IN"/>
+        </w:rPr>
+        <w:t xml:space="preserve">    }</w:t>
       </w:r>
     </w:p>
     <w:p>
@@ -3261,43 +4000,67 @@
         <w:rPr>
           <w:lang w:val="en-IN"/>
         </w:rPr>
-        <w:t xml:space="preserve"> </w:t>
-      </w:r>
-      <w:proofErr w:type="gramStart"/>
-      <w:r>
-        <w:rPr>
-          <w:lang w:val="en-IN"/>
-        </w:rPr>
-        <w:t>Order(</w:t>
-      </w:r>
-      <w:proofErr w:type="gramEnd"/>
+        <w:t xml:space="preserve"> String getProductName() {</w:t>
+      </w:r>
+    </w:p>
+    <w:p>
+      <w:pPr>
+        <w:rPr>
+          <w:lang w:val="en-IN"/>
+        </w:rPr>
+      </w:pPr>
+      <w:r>
+        <w:rPr>
+          <w:lang w:val="en-IN"/>
+        </w:rPr>
+        <w:t xml:space="preserve">        </w:t>
+      </w:r>
       <w:r>
         <w:rPr>
           <w:b/>
           <w:bCs/>
           <w:lang w:val="en-IN"/>
         </w:rPr>
-        <w:t>int</w:t>
-      </w:r>
-      <w:r>
-        <w:rPr>
-          <w:lang w:val="en-IN"/>
-        </w:rPr>
-        <w:t xml:space="preserve"> oi, String </w:t>
-      </w:r>
-      <w:proofErr w:type="spellStart"/>
-      <w:r>
-        <w:rPr>
-          <w:lang w:val="en-IN"/>
-        </w:rPr>
-        <w:t>cn</w:t>
-      </w:r>
-      <w:proofErr w:type="spellEnd"/>
-      <w:r>
-        <w:rPr>
-          <w:lang w:val="en-IN"/>
-        </w:rPr>
-        <w:t xml:space="preserve">, </w:t>
+        <w:t>return</w:t>
+      </w:r>
+      <w:r>
+        <w:rPr>
+          <w:lang w:val="en-IN"/>
+        </w:rPr>
+        <w:t xml:space="preserve"> productName;</w:t>
+      </w:r>
+    </w:p>
+    <w:p>
+      <w:pPr>
+        <w:rPr>
+          <w:lang w:val="en-IN"/>
+        </w:rPr>
+      </w:pPr>
+      <w:r>
+        <w:rPr>
+          <w:lang w:val="en-IN"/>
+        </w:rPr>
+        <w:t xml:space="preserve">    }</w:t>
+      </w:r>
+    </w:p>
+    <w:p>
+      <w:pPr>
+        <w:rPr>
+          <w:lang w:val="en-IN"/>
+        </w:rPr>
+      </w:pPr>
+    </w:p>
+    <w:p>
+      <w:pPr>
+        <w:rPr>
+          <w:lang w:val="en-IN"/>
+        </w:rPr>
+      </w:pPr>
+      <w:r>
+        <w:rPr>
+          <w:lang w:val="en-IN"/>
+        </w:rPr>
+        <w:t xml:space="preserve">    </w:t>
       </w:r>
       <w:r>
         <w:rPr>
@@ -3305,13 +4068,13 @@
           <w:bCs/>
           <w:lang w:val="en-IN"/>
         </w:rPr>
-        <w:t>int</w:t>
-      </w:r>
-      <w:r>
-        <w:rPr>
-          <w:lang w:val="en-IN"/>
-        </w:rPr>
-        <w:t xml:space="preserve"> q) {</w:t>
+        <w:t>public</w:t>
+      </w:r>
+      <w:r>
+        <w:rPr>
+          <w:lang w:val="en-IN"/>
+        </w:rPr>
+        <w:t xml:space="preserve"> String getCategory() {</w:t>
       </w:r>
     </w:p>
     <w:p>
@@ -3326,29 +4089,80 @@
         </w:rPr>
         <w:t xml:space="preserve">        </w:t>
       </w:r>
-      <w:proofErr w:type="spellStart"/>
-      <w:proofErr w:type="gramStart"/>
       <w:r>
         <w:rPr>
           <w:b/>
           <w:bCs/>
           <w:lang w:val="en-IN"/>
         </w:rPr>
-        <w:t>this</w:t>
-      </w:r>
-      <w:r>
-        <w:rPr>
-          <w:lang w:val="en-IN"/>
-        </w:rPr>
-        <w:t>.orderId</w:t>
-      </w:r>
-      <w:proofErr w:type="spellEnd"/>
-      <w:proofErr w:type="gramEnd"/>
-      <w:r>
-        <w:rPr>
-          <w:lang w:val="en-IN"/>
-        </w:rPr>
-        <w:t xml:space="preserve"> = oi;</w:t>
+        <w:t>return</w:t>
+      </w:r>
+      <w:r>
+        <w:rPr>
+          <w:lang w:val="en-IN"/>
+        </w:rPr>
+        <w:t xml:space="preserve"> category;</w:t>
+      </w:r>
+    </w:p>
+    <w:p>
+      <w:pPr>
+        <w:rPr>
+          <w:lang w:val="en-IN"/>
+        </w:rPr>
+      </w:pPr>
+      <w:r>
+        <w:rPr>
+          <w:lang w:val="en-IN"/>
+        </w:rPr>
+        <w:t xml:space="preserve">    }</w:t>
+      </w:r>
+    </w:p>
+    <w:p>
+      <w:pPr>
+        <w:rPr>
+          <w:lang w:val="en-IN"/>
+        </w:rPr>
+      </w:pPr>
+    </w:p>
+    <w:p>
+      <w:pPr>
+        <w:rPr>
+          <w:lang w:val="en-IN"/>
+        </w:rPr>
+      </w:pPr>
+      <w:r>
+        <w:rPr>
+          <w:lang w:val="en-IN"/>
+        </w:rPr>
+        <w:t xml:space="preserve">    </w:t>
+      </w:r>
+      <w:r>
+        <w:rPr>
+          <w:b/>
+          <w:bCs/>
+          <w:lang w:val="en-IN"/>
+        </w:rPr>
+        <w:t>public</w:t>
+      </w:r>
+      <w:r>
+        <w:rPr>
+          <w:lang w:val="en-IN"/>
+        </w:rPr>
+        <w:t xml:space="preserve"> </w:t>
+      </w:r>
+      <w:r>
+        <w:rPr>
+          <w:b/>
+          <w:bCs/>
+          <w:lang w:val="en-IN"/>
+        </w:rPr>
+        <w:t>double</w:t>
+      </w:r>
+      <w:r>
+        <w:rPr>
+          <w:lang w:val="en-IN"/>
+        </w:rPr>
+        <w:t xml:space="preserve"> getPrice() {</w:t>
       </w:r>
     </w:p>
     <w:p>
@@ -3363,113 +4177,66 @@
         </w:rPr>
         <w:t xml:space="preserve">        </w:t>
       </w:r>
-      <w:proofErr w:type="spellStart"/>
-      <w:proofErr w:type="gramStart"/>
       <w:r>
         <w:rPr>
           <w:b/>
           <w:bCs/>
           <w:lang w:val="en-IN"/>
         </w:rPr>
-        <w:t>this</w:t>
-      </w:r>
-      <w:r>
-        <w:rPr>
-          <w:lang w:val="en-IN"/>
-        </w:rPr>
-        <w:t>.customerName</w:t>
-      </w:r>
-      <w:proofErr w:type="spellEnd"/>
-      <w:proofErr w:type="gramEnd"/>
-      <w:r>
-        <w:rPr>
-          <w:lang w:val="en-IN"/>
-        </w:rPr>
-        <w:t xml:space="preserve"> = </w:t>
-      </w:r>
-      <w:proofErr w:type="spellStart"/>
-      <w:r>
-        <w:rPr>
-          <w:lang w:val="en-IN"/>
-        </w:rPr>
-        <w:t>cn</w:t>
-      </w:r>
-      <w:proofErr w:type="spellEnd"/>
-      <w:r>
-        <w:rPr>
-          <w:lang w:val="en-IN"/>
-        </w:rPr>
-        <w:t>;</w:t>
-      </w:r>
-    </w:p>
-    <w:p>
-      <w:pPr>
-        <w:rPr>
-          <w:lang w:val="en-IN"/>
-        </w:rPr>
-      </w:pPr>
-      <w:r>
-        <w:rPr>
-          <w:lang w:val="en-IN"/>
-        </w:rPr>
-        <w:t xml:space="preserve">        </w:t>
-      </w:r>
-      <w:proofErr w:type="spellStart"/>
-      <w:proofErr w:type="gramStart"/>
+        <w:t>return</w:t>
+      </w:r>
+      <w:r>
+        <w:rPr>
+          <w:lang w:val="en-IN"/>
+        </w:rPr>
+        <w:t xml:space="preserve"> price;</w:t>
+      </w:r>
+    </w:p>
+    <w:p>
+      <w:pPr>
+        <w:rPr>
+          <w:lang w:val="en-IN"/>
+        </w:rPr>
+      </w:pPr>
+      <w:r>
+        <w:rPr>
+          <w:lang w:val="en-IN"/>
+        </w:rPr>
+        <w:t xml:space="preserve">    }</w:t>
+      </w:r>
+    </w:p>
+    <w:p>
+      <w:pPr>
+        <w:rPr>
+          <w:lang w:val="en-IN"/>
+        </w:rPr>
+      </w:pPr>
+    </w:p>
+    <w:p>
+      <w:pPr>
+        <w:rPr>
+          <w:lang w:val="en-IN"/>
+        </w:rPr>
+      </w:pPr>
+      <w:r>
+        <w:rPr>
+          <w:lang w:val="en-IN"/>
+        </w:rPr>
+        <w:t xml:space="preserve">    </w:t>
+      </w:r>
       <w:r>
         <w:rPr>
           <w:b/>
           <w:bCs/>
           <w:lang w:val="en-IN"/>
         </w:rPr>
-        <w:t>this</w:t>
-      </w:r>
-      <w:r>
-        <w:rPr>
-          <w:lang w:val="en-IN"/>
-        </w:rPr>
-        <w:t>.quantity</w:t>
-      </w:r>
-      <w:proofErr w:type="spellEnd"/>
-      <w:proofErr w:type="gramEnd"/>
-      <w:r>
-        <w:rPr>
-          <w:lang w:val="en-IN"/>
-        </w:rPr>
-        <w:t xml:space="preserve"> = q;</w:t>
-      </w:r>
-    </w:p>
-    <w:p>
-      <w:pPr>
-        <w:rPr>
-          <w:lang w:val="en-IN"/>
-        </w:rPr>
-      </w:pPr>
-      <w:r>
-        <w:rPr>
-          <w:lang w:val="en-IN"/>
-        </w:rPr>
-        <w:t xml:space="preserve">    }</w:t>
-      </w:r>
-    </w:p>
-    <w:p>
-      <w:pPr>
-        <w:rPr>
-          <w:lang w:val="en-IN"/>
-        </w:rPr>
-      </w:pPr>
-    </w:p>
-    <w:p>
-      <w:pPr>
-        <w:rPr>
-          <w:lang w:val="en-IN"/>
-        </w:rPr>
-      </w:pPr>
-      <w:r>
-        <w:rPr>
-          <w:lang w:val="en-IN"/>
-        </w:rPr>
-        <w:t xml:space="preserve">    </w:t>
+        <w:t>public</w:t>
+      </w:r>
+      <w:r>
+        <w:rPr>
+          <w:lang w:val="en-IN"/>
+        </w:rPr>
+        <w:t xml:space="preserve"> </w:t>
       </w:r>
       <w:r>
         <w:rPr>
@@ -3477,181 +4244,26 @@
           <w:bCs/>
           <w:lang w:val="en-IN"/>
         </w:rPr>
-        <w:t>public</w:t>
-      </w:r>
-      <w:r>
-        <w:rPr>
-          <w:lang w:val="en-IN"/>
-        </w:rPr>
-        <w:t xml:space="preserve"> </w:t>
-      </w:r>
-      <w:r>
-        <w:rPr>
-          <w:b/>
-          <w:bCs/>
-          <w:lang w:val="en-IN"/>
-        </w:rPr>
         <w:t>void</w:t>
       </w:r>
       <w:r>
         <w:rPr>
           <w:lang w:val="en-IN"/>
         </w:rPr>
-        <w:t xml:space="preserve"> </w:t>
-      </w:r>
-      <w:proofErr w:type="spellStart"/>
-      <w:proofErr w:type="gramStart"/>
-      <w:r>
-        <w:rPr>
-          <w:lang w:val="en-IN"/>
-        </w:rPr>
-        <w:t>setProduct</w:t>
-      </w:r>
-      <w:proofErr w:type="spellEnd"/>
-      <w:r>
-        <w:rPr>
-          <w:lang w:val="en-IN"/>
-        </w:rPr>
-        <w:t>(</w:t>
-      </w:r>
-      <w:proofErr w:type="gramEnd"/>
-      <w:r>
-        <w:rPr>
-          <w:lang w:val="en-IN"/>
-        </w:rPr>
-        <w:t>Product product) {</w:t>
-      </w:r>
-    </w:p>
-    <w:p>
-      <w:pPr>
-        <w:rPr>
-          <w:lang w:val="en-IN"/>
-        </w:rPr>
-      </w:pPr>
-      <w:r>
-        <w:rPr>
-          <w:lang w:val="en-IN"/>
-        </w:rPr>
-        <w:t xml:space="preserve">        </w:t>
-      </w:r>
-      <w:proofErr w:type="spellStart"/>
-      <w:proofErr w:type="gramStart"/>
-      <w:r>
-        <w:rPr>
-          <w:b/>
-          <w:bCs/>
-          <w:lang w:val="en-IN"/>
-        </w:rPr>
-        <w:t>this</w:t>
-      </w:r>
-      <w:r>
-        <w:rPr>
-          <w:lang w:val="en-IN"/>
-        </w:rPr>
-        <w:t>.product</w:t>
-      </w:r>
-      <w:proofErr w:type="spellEnd"/>
-      <w:proofErr w:type="gramEnd"/>
-      <w:r>
-        <w:rPr>
-          <w:lang w:val="en-IN"/>
-        </w:rPr>
-        <w:t xml:space="preserve"> = product;</w:t>
-      </w:r>
-    </w:p>
-    <w:p>
-      <w:pPr>
-        <w:rPr>
-          <w:lang w:val="en-IN"/>
-        </w:rPr>
-      </w:pPr>
-      <w:r>
-        <w:rPr>
-          <w:lang w:val="en-IN"/>
-        </w:rPr>
-        <w:t xml:space="preserve">    }</w:t>
-      </w:r>
-    </w:p>
-    <w:p>
-      <w:pPr>
-        <w:rPr>
-          <w:lang w:val="en-IN"/>
-        </w:rPr>
-      </w:pPr>
-    </w:p>
-    <w:p>
-      <w:pPr>
-        <w:rPr>
-          <w:lang w:val="en-IN"/>
-        </w:rPr>
-      </w:pPr>
-      <w:r>
-        <w:rPr>
-          <w:lang w:val="en-IN"/>
-        </w:rPr>
-        <w:t xml:space="preserve">    </w:t>
-      </w:r>
-      <w:r>
-        <w:rPr>
-          <w:b/>
-          <w:bCs/>
-          <w:lang w:val="en-IN"/>
-        </w:rPr>
-        <w:t>public</w:t>
-      </w:r>
-      <w:r>
-        <w:rPr>
-          <w:lang w:val="en-IN"/>
-        </w:rPr>
-        <w:t xml:space="preserve"> </w:t>
-      </w:r>
-      <w:r>
-        <w:rPr>
-          <w:b/>
-          <w:bCs/>
-          <w:lang w:val="en-IN"/>
-        </w:rPr>
-        <w:t>void</w:t>
-      </w:r>
-      <w:r>
-        <w:rPr>
-          <w:lang w:val="en-IN"/>
-        </w:rPr>
-        <w:t xml:space="preserve"> </w:t>
-      </w:r>
-      <w:proofErr w:type="gramStart"/>
-      <w:r>
-        <w:rPr>
-          <w:lang w:val="en-IN"/>
-        </w:rPr>
-        <w:t>display(</w:t>
-      </w:r>
-      <w:proofErr w:type="gramEnd"/>
-      <w:r>
-        <w:rPr>
-          <w:lang w:val="en-IN"/>
-        </w:rPr>
-        <w:t>) {</w:t>
-      </w:r>
-    </w:p>
-    <w:p>
-      <w:pPr>
-        <w:rPr>
-          <w:lang w:val="en-IN"/>
-        </w:rPr>
-      </w:pPr>
-      <w:r>
-        <w:rPr>
-          <w:lang w:val="en-IN"/>
-        </w:rPr>
-        <w:t xml:space="preserve">        </w:t>
-      </w:r>
-      <w:proofErr w:type="spellStart"/>
-      <w:r>
-        <w:rPr>
-          <w:lang w:val="en-IN"/>
-        </w:rPr>
-        <w:t>System.</w:t>
+        <w:t xml:space="preserve"> display() {</w:t>
+      </w:r>
+    </w:p>
+    <w:p>
+      <w:pPr>
+        <w:rPr>
+          <w:lang w:val="en-IN"/>
+        </w:rPr>
+      </w:pPr>
+      <w:r>
+        <w:rPr>
+          <w:lang w:val="en-IN"/>
+        </w:rPr>
+        <w:t xml:space="preserve">        System.</w:t>
       </w:r>
       <w:r>
         <w:rPr>
@@ -3667,567 +4279,33 @@
         <w:rPr>
           <w:lang w:val="en-IN"/>
         </w:rPr>
-        <w:t>.println</w:t>
-      </w:r>
-      <w:proofErr w:type="spellEnd"/>
-      <w:r>
-        <w:rPr>
-          <w:lang w:val="en-IN"/>
-        </w:rPr>
-        <w:t>("Order Details:");</w:t>
-      </w:r>
-    </w:p>
-    <w:p>
-      <w:pPr>
-        <w:rPr>
-          <w:lang w:val="en-IN"/>
-        </w:rPr>
-      </w:pPr>
-      <w:r>
-        <w:rPr>
-          <w:lang w:val="en-IN"/>
-        </w:rPr>
-        <w:t xml:space="preserve">        </w:t>
-      </w:r>
-      <w:proofErr w:type="spellStart"/>
-      <w:r>
-        <w:rPr>
-          <w:lang w:val="en-IN"/>
-        </w:rPr>
-        <w:t>System.</w:t>
-      </w:r>
-      <w:r>
-        <w:rPr>
-          <w:b/>
-          <w:bCs/>
-          <w:i/>
-          <w:iCs/>
-          <w:lang w:val="en-IN"/>
-        </w:rPr>
-        <w:t>out</w:t>
-      </w:r>
-      <w:r>
-        <w:rPr>
-          <w:lang w:val="en-IN"/>
-        </w:rPr>
-        <w:t>.println</w:t>
-      </w:r>
-      <w:proofErr w:type="spellEnd"/>
-      <w:r>
-        <w:rPr>
-          <w:lang w:val="en-IN"/>
-        </w:rPr>
-        <w:t xml:space="preserve">("Order ID    </w:t>
-      </w:r>
-      <w:proofErr w:type="gramStart"/>
-      <w:r>
-        <w:rPr>
-          <w:lang w:val="en-IN"/>
-        </w:rPr>
-        <w:t xml:space="preserve">  :</w:t>
-      </w:r>
-      <w:proofErr w:type="gramEnd"/>
-      <w:r>
-        <w:rPr>
-          <w:lang w:val="en-IN"/>
-        </w:rPr>
-        <w:t xml:space="preserve"> " + </w:t>
-      </w:r>
-      <w:proofErr w:type="spellStart"/>
-      <w:r>
-        <w:rPr>
-          <w:lang w:val="en-IN"/>
-        </w:rPr>
-        <w:t>orderId</w:t>
-      </w:r>
-      <w:proofErr w:type="spellEnd"/>
-      <w:r>
-        <w:rPr>
-          <w:lang w:val="en-IN"/>
-        </w:rPr>
-        <w:t>);</w:t>
-      </w:r>
-    </w:p>
-    <w:p>
-      <w:pPr>
-        <w:rPr>
-          <w:lang w:val="en-IN"/>
-        </w:rPr>
-      </w:pPr>
-      <w:r>
-        <w:rPr>
-          <w:lang w:val="en-IN"/>
-        </w:rPr>
-        <w:t xml:space="preserve">        </w:t>
-      </w:r>
-      <w:proofErr w:type="spellStart"/>
-      <w:r>
-        <w:rPr>
-          <w:lang w:val="en-IN"/>
-        </w:rPr>
-        <w:t>System.</w:t>
-      </w:r>
-      <w:r>
-        <w:rPr>
-          <w:b/>
-          <w:bCs/>
-          <w:i/>
-          <w:iCs/>
-          <w:lang w:val="en-IN"/>
-        </w:rPr>
-        <w:t>out</w:t>
-      </w:r>
-      <w:r>
-        <w:rPr>
-          <w:lang w:val="en-IN"/>
-        </w:rPr>
-        <w:t>.println</w:t>
-      </w:r>
-      <w:proofErr w:type="spellEnd"/>
-      <w:r>
-        <w:rPr>
-          <w:lang w:val="en-IN"/>
-        </w:rPr>
-        <w:t xml:space="preserve">("Customer </w:t>
-      </w:r>
-      <w:proofErr w:type="gramStart"/>
-      <w:r>
-        <w:rPr>
-          <w:lang w:val="en-IN"/>
-        </w:rPr>
-        <w:t>Name :</w:t>
-      </w:r>
-      <w:proofErr w:type="gramEnd"/>
-      <w:r>
-        <w:rPr>
-          <w:lang w:val="en-IN"/>
-        </w:rPr>
-        <w:t xml:space="preserve"> " + </w:t>
-      </w:r>
-      <w:proofErr w:type="spellStart"/>
-      <w:r>
-        <w:rPr>
-          <w:lang w:val="en-IN"/>
-        </w:rPr>
-        <w:t>customerName</w:t>
-      </w:r>
-      <w:proofErr w:type="spellEnd"/>
-      <w:r>
-        <w:rPr>
-          <w:lang w:val="en-IN"/>
-        </w:rPr>
-        <w:t>);</w:t>
-      </w:r>
-    </w:p>
-    <w:p>
-      <w:pPr>
-        <w:rPr>
-          <w:lang w:val="en-IN"/>
-        </w:rPr>
-      </w:pPr>
-      <w:r>
-        <w:rPr>
-          <w:lang w:val="en-IN"/>
-        </w:rPr>
-        <w:t xml:space="preserve">        </w:t>
-      </w:r>
-      <w:proofErr w:type="spellStart"/>
-      <w:r>
-        <w:rPr>
-          <w:lang w:val="en-IN"/>
-        </w:rPr>
-        <w:t>System.</w:t>
-      </w:r>
-      <w:r>
-        <w:rPr>
-          <w:b/>
-          <w:bCs/>
-          <w:i/>
-          <w:iCs/>
-          <w:lang w:val="en-IN"/>
-        </w:rPr>
-        <w:t>out</w:t>
-      </w:r>
-      <w:r>
-        <w:rPr>
-          <w:lang w:val="en-IN"/>
-        </w:rPr>
-        <w:t>.println</w:t>
-      </w:r>
-      <w:proofErr w:type="spellEnd"/>
-      <w:r>
-        <w:rPr>
-          <w:lang w:val="en-IN"/>
-        </w:rPr>
-        <w:t xml:space="preserve">("Quantity    </w:t>
-      </w:r>
-      <w:proofErr w:type="gramStart"/>
-      <w:r>
-        <w:rPr>
-          <w:lang w:val="en-IN"/>
-        </w:rPr>
-        <w:t xml:space="preserve">  :</w:t>
-      </w:r>
-      <w:proofErr w:type="gramEnd"/>
-      <w:r>
-        <w:rPr>
-          <w:lang w:val="en-IN"/>
-        </w:rPr>
-        <w:t xml:space="preserve"> " + quantity);</w:t>
-      </w:r>
-    </w:p>
-    <w:p>
-      <w:pPr>
-        <w:rPr>
-          <w:lang w:val="en-IN"/>
-        </w:rPr>
-      </w:pPr>
-    </w:p>
-    <w:p>
-      <w:pPr>
-        <w:rPr>
-          <w:lang w:val="en-IN"/>
-        </w:rPr>
-      </w:pPr>
-      <w:r>
-        <w:rPr>
-          <w:lang w:val="en-IN"/>
-        </w:rPr>
-        <w:t xml:space="preserve">        </w:t>
-      </w:r>
-      <w:proofErr w:type="spellStart"/>
-      <w:r>
-        <w:rPr>
-          <w:lang w:val="en-IN"/>
-        </w:rPr>
-        <w:t>System.</w:t>
-      </w:r>
-      <w:r>
-        <w:rPr>
-          <w:b/>
-          <w:bCs/>
-          <w:i/>
-          <w:iCs/>
-          <w:lang w:val="en-IN"/>
-        </w:rPr>
-        <w:t>out</w:t>
-      </w:r>
-      <w:r>
-        <w:rPr>
-          <w:lang w:val="en-IN"/>
-        </w:rPr>
-        <w:t>.println</w:t>
-      </w:r>
-      <w:proofErr w:type="spellEnd"/>
-      <w:r>
-        <w:rPr>
-          <w:lang w:val="en-IN"/>
-        </w:rPr>
-        <w:t>("Product Details:");</w:t>
-      </w:r>
-    </w:p>
-    <w:p>
-      <w:pPr>
-        <w:rPr>
-          <w:lang w:val="en-IN"/>
-        </w:rPr>
-      </w:pPr>
-      <w:r>
-        <w:rPr>
-          <w:lang w:val="en-IN"/>
-        </w:rPr>
-        <w:t xml:space="preserve">        </w:t>
-      </w:r>
-      <w:proofErr w:type="spellStart"/>
-      <w:r>
-        <w:rPr>
-          <w:lang w:val="en-IN"/>
-        </w:rPr>
-        <w:t>System.</w:t>
-      </w:r>
-      <w:r>
-        <w:rPr>
-          <w:b/>
-          <w:bCs/>
-          <w:i/>
-          <w:iCs/>
-          <w:lang w:val="en-IN"/>
-        </w:rPr>
-        <w:t>out</w:t>
-      </w:r>
-      <w:r>
-        <w:rPr>
-          <w:lang w:val="en-IN"/>
-        </w:rPr>
-        <w:t>.println</w:t>
-      </w:r>
-      <w:proofErr w:type="spellEnd"/>
-      <w:r>
-        <w:rPr>
-          <w:lang w:val="en-IN"/>
-        </w:rPr>
-        <w:t xml:space="preserve">("Product ID </w:t>
-      </w:r>
-      <w:proofErr w:type="gramStart"/>
-      <w:r>
-        <w:rPr>
-          <w:lang w:val="en-IN"/>
-        </w:rPr>
-        <w:t xml:space="preserve">  :</w:t>
-      </w:r>
-      <w:proofErr w:type="gramEnd"/>
-      <w:r>
-        <w:rPr>
-          <w:lang w:val="en-IN"/>
-        </w:rPr>
-        <w:t xml:space="preserve"> " + </w:t>
-      </w:r>
-      <w:proofErr w:type="spellStart"/>
-      <w:proofErr w:type="gramStart"/>
-      <w:r>
-        <w:rPr>
-          <w:lang w:val="en-IN"/>
-        </w:rPr>
-        <w:t>product.getProductId</w:t>
-      </w:r>
-      <w:proofErr w:type="spellEnd"/>
-      <w:proofErr w:type="gramEnd"/>
-      <w:r>
-        <w:rPr>
-          <w:lang w:val="en-IN"/>
-        </w:rPr>
-        <w:t>());</w:t>
-      </w:r>
-    </w:p>
-    <w:p>
-      <w:pPr>
-        <w:rPr>
-          <w:lang w:val="en-IN"/>
-        </w:rPr>
-      </w:pPr>
-      <w:r>
-        <w:rPr>
-          <w:lang w:val="en-IN"/>
-        </w:rPr>
-        <w:t xml:space="preserve">        </w:t>
-      </w:r>
-      <w:proofErr w:type="spellStart"/>
-      <w:r>
-        <w:rPr>
-          <w:lang w:val="en-IN"/>
-        </w:rPr>
-        <w:t>System.</w:t>
-      </w:r>
-      <w:r>
-        <w:rPr>
-          <w:b/>
-          <w:bCs/>
-          <w:i/>
-          <w:iCs/>
-          <w:lang w:val="en-IN"/>
-        </w:rPr>
-        <w:t>out</w:t>
-      </w:r>
-      <w:r>
-        <w:rPr>
-          <w:lang w:val="en-IN"/>
-        </w:rPr>
-        <w:t>.println</w:t>
-      </w:r>
-      <w:proofErr w:type="spellEnd"/>
-      <w:r>
-        <w:rPr>
-          <w:lang w:val="en-IN"/>
-        </w:rPr>
-        <w:t xml:space="preserve">("Product </w:t>
-      </w:r>
-      <w:proofErr w:type="gramStart"/>
-      <w:r>
-        <w:rPr>
-          <w:lang w:val="en-IN"/>
-        </w:rPr>
-        <w:t>Name :</w:t>
-      </w:r>
-      <w:proofErr w:type="gramEnd"/>
-      <w:r>
-        <w:rPr>
-          <w:lang w:val="en-IN"/>
-        </w:rPr>
-        <w:t xml:space="preserve"> " + </w:t>
-      </w:r>
-      <w:proofErr w:type="spellStart"/>
-      <w:proofErr w:type="gramStart"/>
-      <w:r>
-        <w:rPr>
-          <w:lang w:val="en-IN"/>
-        </w:rPr>
-        <w:t>product.getProductName</w:t>
-      </w:r>
-      <w:proofErr w:type="spellEnd"/>
-      <w:proofErr w:type="gramEnd"/>
-      <w:r>
-        <w:rPr>
-          <w:lang w:val="en-IN"/>
-        </w:rPr>
-        <w:t>());</w:t>
-      </w:r>
-    </w:p>
-    <w:p>
-      <w:pPr>
-        <w:rPr>
-          <w:lang w:val="en-IN"/>
-        </w:rPr>
-      </w:pPr>
-      <w:r>
-        <w:rPr>
-          <w:lang w:val="en-IN"/>
-        </w:rPr>
-        <w:t xml:space="preserve">        </w:t>
-      </w:r>
-      <w:proofErr w:type="spellStart"/>
-      <w:r>
-        <w:rPr>
-          <w:lang w:val="en-IN"/>
-        </w:rPr>
-        <w:t>System.</w:t>
-      </w:r>
-      <w:r>
-        <w:rPr>
-          <w:b/>
-          <w:bCs/>
-          <w:i/>
-          <w:iCs/>
-          <w:lang w:val="en-IN"/>
-        </w:rPr>
-        <w:t>out</w:t>
-      </w:r>
-      <w:r>
-        <w:rPr>
-          <w:lang w:val="en-IN"/>
-        </w:rPr>
-        <w:t>.println</w:t>
-      </w:r>
-      <w:proofErr w:type="spellEnd"/>
-      <w:r>
-        <w:rPr>
-          <w:lang w:val="en-IN"/>
-        </w:rPr>
-        <w:t xml:space="preserve">("Category   </w:t>
-      </w:r>
-      <w:proofErr w:type="gramStart"/>
-      <w:r>
-        <w:rPr>
-          <w:lang w:val="en-IN"/>
-        </w:rPr>
-        <w:t xml:space="preserve">  :</w:t>
-      </w:r>
-      <w:proofErr w:type="gramEnd"/>
-      <w:r>
-        <w:rPr>
-          <w:lang w:val="en-IN"/>
-        </w:rPr>
-        <w:t xml:space="preserve"> " + </w:t>
-      </w:r>
-      <w:proofErr w:type="spellStart"/>
-      <w:proofErr w:type="gramStart"/>
-      <w:r>
-        <w:rPr>
-          <w:lang w:val="en-IN"/>
-        </w:rPr>
-        <w:t>product.getCategory</w:t>
-      </w:r>
-      <w:proofErr w:type="spellEnd"/>
-      <w:proofErr w:type="gramEnd"/>
-      <w:r>
-        <w:rPr>
-          <w:lang w:val="en-IN"/>
-        </w:rPr>
-        <w:t>());</w:t>
-      </w:r>
-    </w:p>
-    <w:p>
-      <w:pPr>
-        <w:rPr>
-          <w:lang w:val="en-IN"/>
-        </w:rPr>
-      </w:pPr>
-      <w:r>
-        <w:rPr>
-          <w:lang w:val="en-IN"/>
-        </w:rPr>
-        <w:t xml:space="preserve">        </w:t>
-      </w:r>
-      <w:proofErr w:type="spellStart"/>
-      <w:r>
-        <w:rPr>
-          <w:lang w:val="en-IN"/>
-        </w:rPr>
-        <w:t>System.</w:t>
-      </w:r>
-      <w:r>
-        <w:rPr>
-          <w:b/>
-          <w:bCs/>
-          <w:i/>
-          <w:iCs/>
-          <w:lang w:val="en-IN"/>
-        </w:rPr>
-        <w:t>out</w:t>
-      </w:r>
-      <w:r>
-        <w:rPr>
-          <w:lang w:val="en-IN"/>
-        </w:rPr>
-        <w:t>.println</w:t>
-      </w:r>
-      <w:proofErr w:type="spellEnd"/>
-      <w:r>
-        <w:rPr>
-          <w:lang w:val="en-IN"/>
-        </w:rPr>
-        <w:t xml:space="preserve">("Price      </w:t>
-      </w:r>
-      <w:proofErr w:type="gramStart"/>
-      <w:r>
-        <w:rPr>
-          <w:lang w:val="en-IN"/>
-        </w:rPr>
-        <w:t xml:space="preserve">  :</w:t>
-      </w:r>
-      <w:proofErr w:type="gramEnd"/>
-      <w:r>
-        <w:rPr>
-          <w:lang w:val="en-IN"/>
-        </w:rPr>
-        <w:t xml:space="preserve"> " + </w:t>
-      </w:r>
-      <w:proofErr w:type="spellStart"/>
-      <w:proofErr w:type="gramStart"/>
-      <w:r>
-        <w:rPr>
-          <w:lang w:val="en-IN"/>
-        </w:rPr>
-        <w:t>product.getPrice</w:t>
-      </w:r>
-      <w:proofErr w:type="spellEnd"/>
-      <w:proofErr w:type="gramEnd"/>
-      <w:r>
-        <w:rPr>
-          <w:lang w:val="en-IN"/>
-        </w:rPr>
-        <w:t>());</w:t>
-      </w:r>
-    </w:p>
-    <w:p>
-      <w:pPr>
-        <w:rPr>
-          <w:lang w:val="en-IN"/>
-        </w:rPr>
-      </w:pPr>
-      <w:r>
-        <w:rPr>
-          <w:lang w:val="en-IN"/>
-        </w:rPr>
+        <w:t>.println("Product [ID=" + productId + ", Name=" + productName +</w:t>
+      </w:r>
+    </w:p>
+    <w:p>
+      <w:pPr>
+        <w:rPr>
+          <w:lang w:val="en-IN"/>
+        </w:rPr>
+      </w:pPr>
+      <w:r>
+        <w:rPr>
+          <w:lang w:val="en-IN"/>
+        </w:rPr>
+        <w:t xml:space="preserve">                ", Category=" + category + ", Price=" + price + "]");</w:t>
+      </w:r>
+    </w:p>
+    <w:p>
+      <w:pPr>
+        <w:rPr>
+          <w:lang w:val="en-IN"/>
+        </w:rPr>
+      </w:pPr>
+      <w:r>
+        <w:rPr>
+          <w:lang w:val="en-IN"/>
+        </w:rPr>
+        <w:lastRenderedPageBreak/>
         <w:t xml:space="preserve">    }</w:t>
       </w:r>
     </w:p>
@@ -4260,1157 +4338,7 @@
           <w:szCs w:val="32"/>
           <w:lang w:val="en-IN"/>
         </w:rPr>
-        <w:t>Products</w:t>
-      </w:r>
-    </w:p>
-    <w:p>
-      <w:pPr>
-        <w:rPr>
-          <w:lang w:val="en-IN"/>
-        </w:rPr>
-      </w:pPr>
-      <w:r>
-        <w:rPr>
-          <w:b/>
-          <w:bCs/>
-          <w:lang w:val="en-IN"/>
-        </w:rPr>
-        <w:t>package</w:t>
-      </w:r>
-      <w:r>
-        <w:rPr>
-          <w:lang w:val="en-IN"/>
-        </w:rPr>
-        <w:t xml:space="preserve"> </w:t>
-      </w:r>
-      <w:proofErr w:type="spellStart"/>
-      <w:proofErr w:type="gramStart"/>
-      <w:r>
-        <w:rPr>
-          <w:lang w:val="en-IN"/>
-        </w:rPr>
-        <w:t>com.klu.model</w:t>
-      </w:r>
-      <w:proofErr w:type="spellEnd"/>
-      <w:proofErr w:type="gramEnd"/>
-      <w:r>
-        <w:rPr>
-          <w:lang w:val="en-IN"/>
-        </w:rPr>
-        <w:t>;</w:t>
-      </w:r>
-    </w:p>
-    <w:p>
-      <w:pPr>
-        <w:rPr>
-          <w:lang w:val="en-IN"/>
-        </w:rPr>
-      </w:pPr>
-    </w:p>
-    <w:p>
-      <w:pPr>
-        <w:rPr>
-          <w:lang w:val="en-IN"/>
-        </w:rPr>
-      </w:pPr>
-      <w:r>
-        <w:rPr>
-          <w:b/>
-          <w:bCs/>
-          <w:lang w:val="en-IN"/>
-        </w:rPr>
-        <w:t>public</w:t>
-      </w:r>
-      <w:r>
-        <w:rPr>
-          <w:lang w:val="en-IN"/>
-        </w:rPr>
-        <w:t xml:space="preserve"> </w:t>
-      </w:r>
-      <w:r>
-        <w:rPr>
-          <w:b/>
-          <w:bCs/>
-          <w:lang w:val="en-IN"/>
-        </w:rPr>
-        <w:t>class</w:t>
-      </w:r>
-      <w:r>
-        <w:rPr>
-          <w:lang w:val="en-IN"/>
-        </w:rPr>
-        <w:t xml:space="preserve"> Product {</w:t>
-      </w:r>
-    </w:p>
-    <w:p>
-      <w:pPr>
-        <w:rPr>
-          <w:lang w:val="en-IN"/>
-        </w:rPr>
-      </w:pPr>
-    </w:p>
-    <w:p>
-      <w:pPr>
-        <w:rPr>
-          <w:lang w:val="en-IN"/>
-        </w:rPr>
-      </w:pPr>
-      <w:r>
-        <w:rPr>
-          <w:lang w:val="en-IN"/>
-        </w:rPr>
-        <w:t xml:space="preserve">    </w:t>
-      </w:r>
-      <w:r>
-        <w:rPr>
-          <w:b/>
-          <w:bCs/>
-          <w:lang w:val="en-IN"/>
-        </w:rPr>
-        <w:t>private</w:t>
-      </w:r>
-      <w:r>
-        <w:rPr>
-          <w:lang w:val="en-IN"/>
-        </w:rPr>
-        <w:t xml:space="preserve"> </w:t>
-      </w:r>
-      <w:r>
-        <w:rPr>
-          <w:b/>
-          <w:bCs/>
-          <w:lang w:val="en-IN"/>
-        </w:rPr>
-        <w:t>int</w:t>
-      </w:r>
-      <w:r>
-        <w:rPr>
-          <w:lang w:val="en-IN"/>
-        </w:rPr>
-        <w:t xml:space="preserve"> </w:t>
-      </w:r>
-      <w:proofErr w:type="spellStart"/>
-      <w:r>
-        <w:rPr>
-          <w:lang w:val="en-IN"/>
-        </w:rPr>
-        <w:t>productId</w:t>
-      </w:r>
-      <w:proofErr w:type="spellEnd"/>
-      <w:r>
-        <w:rPr>
-          <w:lang w:val="en-IN"/>
-        </w:rPr>
-        <w:t>;</w:t>
-      </w:r>
-    </w:p>
-    <w:p>
-      <w:pPr>
-        <w:rPr>
-          <w:lang w:val="en-IN"/>
-        </w:rPr>
-      </w:pPr>
-      <w:r>
-        <w:rPr>
-          <w:lang w:val="en-IN"/>
-        </w:rPr>
-        <w:t xml:space="preserve">    </w:t>
-      </w:r>
-      <w:r>
-        <w:rPr>
-          <w:b/>
-          <w:bCs/>
-          <w:lang w:val="en-IN"/>
-        </w:rPr>
-        <w:t>private</w:t>
-      </w:r>
-      <w:r>
-        <w:rPr>
-          <w:lang w:val="en-IN"/>
-        </w:rPr>
-        <w:t xml:space="preserve"> String </w:t>
-      </w:r>
-      <w:proofErr w:type="spellStart"/>
-      <w:r>
-        <w:rPr>
-          <w:lang w:val="en-IN"/>
-        </w:rPr>
-        <w:t>productName</w:t>
-      </w:r>
-      <w:proofErr w:type="spellEnd"/>
-      <w:r>
-        <w:rPr>
-          <w:lang w:val="en-IN"/>
-        </w:rPr>
-        <w:t>;</w:t>
-      </w:r>
-    </w:p>
-    <w:p>
-      <w:pPr>
-        <w:rPr>
-          <w:lang w:val="en-IN"/>
-        </w:rPr>
-      </w:pPr>
-      <w:r>
-        <w:rPr>
-          <w:lang w:val="en-IN"/>
-        </w:rPr>
-        <w:t xml:space="preserve">    </w:t>
-      </w:r>
-      <w:r>
-        <w:rPr>
-          <w:b/>
-          <w:bCs/>
-          <w:lang w:val="en-IN"/>
-        </w:rPr>
-        <w:t>private</w:t>
-      </w:r>
-      <w:r>
-        <w:rPr>
-          <w:lang w:val="en-IN"/>
-        </w:rPr>
-        <w:t xml:space="preserve"> String category;</w:t>
-      </w:r>
-    </w:p>
-    <w:p>
-      <w:pPr>
-        <w:rPr>
-          <w:lang w:val="en-IN"/>
-        </w:rPr>
-      </w:pPr>
-      <w:r>
-        <w:rPr>
-          <w:lang w:val="en-IN"/>
-        </w:rPr>
-        <w:t xml:space="preserve">    </w:t>
-      </w:r>
-      <w:r>
-        <w:rPr>
-          <w:b/>
-          <w:bCs/>
-          <w:lang w:val="en-IN"/>
-        </w:rPr>
-        <w:t>private</w:t>
-      </w:r>
-      <w:r>
-        <w:rPr>
-          <w:lang w:val="en-IN"/>
-        </w:rPr>
-        <w:t xml:space="preserve"> </w:t>
-      </w:r>
-      <w:r>
-        <w:rPr>
-          <w:b/>
-          <w:bCs/>
-          <w:lang w:val="en-IN"/>
-        </w:rPr>
-        <w:t>double</w:t>
-      </w:r>
-      <w:r>
-        <w:rPr>
-          <w:lang w:val="en-IN"/>
-        </w:rPr>
-        <w:t xml:space="preserve"> price;</w:t>
-      </w:r>
-    </w:p>
-    <w:p>
-      <w:pPr>
-        <w:rPr>
-          <w:lang w:val="en-IN"/>
-        </w:rPr>
-      </w:pPr>
-    </w:p>
-    <w:p>
-      <w:pPr>
-        <w:rPr>
-          <w:lang w:val="en-IN"/>
-        </w:rPr>
-      </w:pPr>
-      <w:r>
-        <w:rPr>
-          <w:lang w:val="en-IN"/>
-        </w:rPr>
-        <w:t xml:space="preserve">    </w:t>
-      </w:r>
-      <w:r>
-        <w:rPr>
-          <w:b/>
-          <w:bCs/>
-          <w:lang w:val="en-IN"/>
-        </w:rPr>
-        <w:t>public</w:t>
-      </w:r>
-      <w:r>
-        <w:rPr>
-          <w:lang w:val="en-IN"/>
-        </w:rPr>
-        <w:t xml:space="preserve"> </w:t>
-      </w:r>
-      <w:proofErr w:type="gramStart"/>
-      <w:r>
-        <w:rPr>
-          <w:lang w:val="en-IN"/>
-        </w:rPr>
-        <w:t>Product(</w:t>
-      </w:r>
-      <w:proofErr w:type="gramEnd"/>
-      <w:r>
-        <w:rPr>
-          <w:b/>
-          <w:bCs/>
-          <w:lang w:val="en-IN"/>
-        </w:rPr>
-        <w:t>int</w:t>
-      </w:r>
-      <w:r>
-        <w:rPr>
-          <w:lang w:val="en-IN"/>
-        </w:rPr>
-        <w:t xml:space="preserve"> </w:t>
-      </w:r>
-      <w:proofErr w:type="spellStart"/>
-      <w:r>
-        <w:rPr>
-          <w:lang w:val="en-IN"/>
-        </w:rPr>
-        <w:t>pid</w:t>
-      </w:r>
-      <w:proofErr w:type="spellEnd"/>
-      <w:r>
-        <w:rPr>
-          <w:lang w:val="en-IN"/>
-        </w:rPr>
-        <w:t xml:space="preserve">, String </w:t>
-      </w:r>
-      <w:proofErr w:type="spellStart"/>
-      <w:r>
-        <w:rPr>
-          <w:lang w:val="en-IN"/>
-        </w:rPr>
-        <w:t>pn</w:t>
-      </w:r>
-      <w:proofErr w:type="spellEnd"/>
-      <w:r>
-        <w:rPr>
-          <w:lang w:val="en-IN"/>
-        </w:rPr>
-        <w:t xml:space="preserve">, String c, </w:t>
-      </w:r>
-      <w:r>
-        <w:rPr>
-          <w:b/>
-          <w:bCs/>
-          <w:lang w:val="en-IN"/>
-        </w:rPr>
-        <w:t>double</w:t>
-      </w:r>
-      <w:r>
-        <w:rPr>
-          <w:lang w:val="en-IN"/>
-        </w:rPr>
-        <w:t xml:space="preserve"> p) {</w:t>
-      </w:r>
-    </w:p>
-    <w:p>
-      <w:pPr>
-        <w:rPr>
-          <w:lang w:val="en-IN"/>
-        </w:rPr>
-      </w:pPr>
-      <w:r>
-        <w:rPr>
-          <w:lang w:val="en-IN"/>
-        </w:rPr>
-        <w:t xml:space="preserve">        </w:t>
-      </w:r>
-      <w:proofErr w:type="spellStart"/>
-      <w:proofErr w:type="gramStart"/>
-      <w:r>
-        <w:rPr>
-          <w:b/>
-          <w:bCs/>
-          <w:lang w:val="en-IN"/>
-        </w:rPr>
-        <w:t>this</w:t>
-      </w:r>
-      <w:r>
-        <w:rPr>
-          <w:lang w:val="en-IN"/>
-        </w:rPr>
-        <w:t>.productId</w:t>
-      </w:r>
-      <w:proofErr w:type="spellEnd"/>
-      <w:proofErr w:type="gramEnd"/>
-      <w:r>
-        <w:rPr>
-          <w:lang w:val="en-IN"/>
-        </w:rPr>
-        <w:t xml:space="preserve"> = </w:t>
-      </w:r>
-      <w:proofErr w:type="spellStart"/>
-      <w:r>
-        <w:rPr>
-          <w:lang w:val="en-IN"/>
-        </w:rPr>
-        <w:t>pid</w:t>
-      </w:r>
-      <w:proofErr w:type="spellEnd"/>
-      <w:r>
-        <w:rPr>
-          <w:lang w:val="en-IN"/>
-        </w:rPr>
-        <w:t>;</w:t>
-      </w:r>
-    </w:p>
-    <w:p>
-      <w:pPr>
-        <w:rPr>
-          <w:lang w:val="en-IN"/>
-        </w:rPr>
-      </w:pPr>
-      <w:r>
-        <w:rPr>
-          <w:lang w:val="en-IN"/>
-        </w:rPr>
-        <w:t xml:space="preserve">        </w:t>
-      </w:r>
-      <w:proofErr w:type="spellStart"/>
-      <w:proofErr w:type="gramStart"/>
-      <w:r>
-        <w:rPr>
-          <w:b/>
-          <w:bCs/>
-          <w:lang w:val="en-IN"/>
-        </w:rPr>
-        <w:t>this</w:t>
-      </w:r>
-      <w:r>
-        <w:rPr>
-          <w:lang w:val="en-IN"/>
-        </w:rPr>
-        <w:t>.productName</w:t>
-      </w:r>
-      <w:proofErr w:type="spellEnd"/>
-      <w:proofErr w:type="gramEnd"/>
-      <w:r>
-        <w:rPr>
-          <w:lang w:val="en-IN"/>
-        </w:rPr>
-        <w:t xml:space="preserve"> = </w:t>
-      </w:r>
-      <w:proofErr w:type="spellStart"/>
-      <w:r>
-        <w:rPr>
-          <w:lang w:val="en-IN"/>
-        </w:rPr>
-        <w:t>pn</w:t>
-      </w:r>
-      <w:proofErr w:type="spellEnd"/>
-      <w:r>
-        <w:rPr>
-          <w:lang w:val="en-IN"/>
-        </w:rPr>
-        <w:t>;</w:t>
-      </w:r>
-    </w:p>
-    <w:p>
-      <w:pPr>
-        <w:rPr>
-          <w:lang w:val="en-IN"/>
-        </w:rPr>
-      </w:pPr>
-      <w:r>
-        <w:rPr>
-          <w:lang w:val="en-IN"/>
-        </w:rPr>
-        <w:t xml:space="preserve">        </w:t>
-      </w:r>
-      <w:proofErr w:type="spellStart"/>
-      <w:proofErr w:type="gramStart"/>
-      <w:r>
-        <w:rPr>
-          <w:b/>
-          <w:bCs/>
-          <w:lang w:val="en-IN"/>
-        </w:rPr>
-        <w:t>this</w:t>
-      </w:r>
-      <w:r>
-        <w:rPr>
-          <w:lang w:val="en-IN"/>
-        </w:rPr>
-        <w:t>.category</w:t>
-      </w:r>
-      <w:proofErr w:type="spellEnd"/>
-      <w:proofErr w:type="gramEnd"/>
-      <w:r>
-        <w:rPr>
-          <w:lang w:val="en-IN"/>
-        </w:rPr>
-        <w:t xml:space="preserve"> = c;</w:t>
-      </w:r>
-    </w:p>
-    <w:p>
-      <w:pPr>
-        <w:rPr>
-          <w:lang w:val="en-IN"/>
-        </w:rPr>
-      </w:pPr>
-      <w:r>
-        <w:rPr>
-          <w:lang w:val="en-IN"/>
-        </w:rPr>
-        <w:t xml:space="preserve">        </w:t>
-      </w:r>
-      <w:proofErr w:type="spellStart"/>
-      <w:proofErr w:type="gramStart"/>
-      <w:r>
-        <w:rPr>
-          <w:b/>
-          <w:bCs/>
-          <w:lang w:val="en-IN"/>
-        </w:rPr>
-        <w:t>this</w:t>
-      </w:r>
-      <w:r>
-        <w:rPr>
-          <w:lang w:val="en-IN"/>
-        </w:rPr>
-        <w:t>.price</w:t>
-      </w:r>
-      <w:proofErr w:type="spellEnd"/>
-      <w:proofErr w:type="gramEnd"/>
-      <w:r>
-        <w:rPr>
-          <w:lang w:val="en-IN"/>
-        </w:rPr>
-        <w:t xml:space="preserve"> = p;</w:t>
-      </w:r>
-    </w:p>
-    <w:p>
-      <w:pPr>
-        <w:rPr>
-          <w:lang w:val="en-IN"/>
-        </w:rPr>
-      </w:pPr>
-      <w:r>
-        <w:rPr>
-          <w:lang w:val="en-IN"/>
-        </w:rPr>
-        <w:t xml:space="preserve">    }</w:t>
-      </w:r>
-    </w:p>
-    <w:p>
-      <w:pPr>
-        <w:rPr>
-          <w:lang w:val="en-IN"/>
-        </w:rPr>
-      </w:pPr>
-    </w:p>
-    <w:p>
-      <w:pPr>
-        <w:rPr>
-          <w:lang w:val="en-IN"/>
-        </w:rPr>
-      </w:pPr>
-      <w:r>
-        <w:rPr>
-          <w:lang w:val="en-IN"/>
-        </w:rPr>
-        <w:t xml:space="preserve">    </w:t>
-      </w:r>
-      <w:r>
-        <w:rPr>
-          <w:b/>
-          <w:bCs/>
-          <w:lang w:val="en-IN"/>
-        </w:rPr>
-        <w:t>public</w:t>
-      </w:r>
-      <w:r>
-        <w:rPr>
-          <w:lang w:val="en-IN"/>
-        </w:rPr>
-        <w:t xml:space="preserve"> </w:t>
-      </w:r>
-      <w:r>
-        <w:rPr>
-          <w:b/>
-          <w:bCs/>
-          <w:lang w:val="en-IN"/>
-        </w:rPr>
-        <w:t>int</w:t>
-      </w:r>
-      <w:r>
-        <w:rPr>
-          <w:lang w:val="en-IN"/>
-        </w:rPr>
-        <w:t xml:space="preserve"> </w:t>
-      </w:r>
-      <w:proofErr w:type="spellStart"/>
-      <w:proofErr w:type="gramStart"/>
-      <w:r>
-        <w:rPr>
-          <w:lang w:val="en-IN"/>
-        </w:rPr>
-        <w:t>getProductId</w:t>
-      </w:r>
-      <w:proofErr w:type="spellEnd"/>
-      <w:r>
-        <w:rPr>
-          <w:lang w:val="en-IN"/>
-        </w:rPr>
-        <w:t>(</w:t>
-      </w:r>
-      <w:proofErr w:type="gramEnd"/>
-      <w:r>
-        <w:rPr>
-          <w:lang w:val="en-IN"/>
-        </w:rPr>
-        <w:t>) {</w:t>
-      </w:r>
-    </w:p>
-    <w:p>
-      <w:pPr>
-        <w:rPr>
-          <w:lang w:val="en-IN"/>
-        </w:rPr>
-      </w:pPr>
-      <w:r>
-        <w:rPr>
-          <w:lang w:val="en-IN"/>
-        </w:rPr>
-        <w:t xml:space="preserve">        </w:t>
-      </w:r>
-      <w:r>
-        <w:rPr>
-          <w:b/>
-          <w:bCs/>
-          <w:lang w:val="en-IN"/>
-        </w:rPr>
-        <w:t>return</w:t>
-      </w:r>
-      <w:r>
-        <w:rPr>
-          <w:lang w:val="en-IN"/>
-        </w:rPr>
-        <w:t xml:space="preserve"> </w:t>
-      </w:r>
-      <w:proofErr w:type="spellStart"/>
-      <w:r>
-        <w:rPr>
-          <w:lang w:val="en-IN"/>
-        </w:rPr>
-        <w:t>productId</w:t>
-      </w:r>
-      <w:proofErr w:type="spellEnd"/>
-      <w:r>
-        <w:rPr>
-          <w:lang w:val="en-IN"/>
-        </w:rPr>
-        <w:t>;</w:t>
-      </w:r>
-    </w:p>
-    <w:p>
-      <w:pPr>
-        <w:rPr>
-          <w:lang w:val="en-IN"/>
-        </w:rPr>
-      </w:pPr>
-      <w:r>
-        <w:rPr>
-          <w:lang w:val="en-IN"/>
-        </w:rPr>
-        <w:t xml:space="preserve">    }</w:t>
-      </w:r>
-    </w:p>
-    <w:p>
-      <w:pPr>
-        <w:rPr>
-          <w:lang w:val="en-IN"/>
-        </w:rPr>
-      </w:pPr>
-    </w:p>
-    <w:p>
-      <w:pPr>
-        <w:rPr>
-          <w:lang w:val="en-IN"/>
-        </w:rPr>
-      </w:pPr>
-      <w:r>
-        <w:rPr>
-          <w:lang w:val="en-IN"/>
-        </w:rPr>
-        <w:t xml:space="preserve">    </w:t>
-      </w:r>
-      <w:r>
-        <w:rPr>
-          <w:b/>
-          <w:bCs/>
-          <w:lang w:val="en-IN"/>
-        </w:rPr>
-        <w:t>public</w:t>
-      </w:r>
-      <w:r>
-        <w:rPr>
-          <w:lang w:val="en-IN"/>
-        </w:rPr>
-        <w:t xml:space="preserve"> String </w:t>
-      </w:r>
-      <w:proofErr w:type="spellStart"/>
-      <w:proofErr w:type="gramStart"/>
-      <w:r>
-        <w:rPr>
-          <w:lang w:val="en-IN"/>
-        </w:rPr>
-        <w:t>getProductName</w:t>
-      </w:r>
-      <w:proofErr w:type="spellEnd"/>
-      <w:r>
-        <w:rPr>
-          <w:lang w:val="en-IN"/>
-        </w:rPr>
-        <w:t>(</w:t>
-      </w:r>
-      <w:proofErr w:type="gramEnd"/>
-      <w:r>
-        <w:rPr>
-          <w:lang w:val="en-IN"/>
-        </w:rPr>
-        <w:t>) {</w:t>
-      </w:r>
-    </w:p>
-    <w:p>
-      <w:pPr>
-        <w:rPr>
-          <w:lang w:val="en-IN"/>
-        </w:rPr>
-      </w:pPr>
-      <w:r>
-        <w:rPr>
-          <w:lang w:val="en-IN"/>
-        </w:rPr>
-        <w:t xml:space="preserve">        </w:t>
-      </w:r>
-      <w:r>
-        <w:rPr>
-          <w:b/>
-          <w:bCs/>
-          <w:lang w:val="en-IN"/>
-        </w:rPr>
-        <w:t>return</w:t>
-      </w:r>
-      <w:r>
-        <w:rPr>
-          <w:lang w:val="en-IN"/>
-        </w:rPr>
-        <w:t xml:space="preserve"> </w:t>
-      </w:r>
-      <w:proofErr w:type="spellStart"/>
-      <w:r>
-        <w:rPr>
-          <w:lang w:val="en-IN"/>
-        </w:rPr>
-        <w:t>productName</w:t>
-      </w:r>
-      <w:proofErr w:type="spellEnd"/>
-      <w:r>
-        <w:rPr>
-          <w:lang w:val="en-IN"/>
-        </w:rPr>
-        <w:t>;</w:t>
-      </w:r>
-    </w:p>
-    <w:p>
-      <w:pPr>
-        <w:rPr>
-          <w:lang w:val="en-IN"/>
-        </w:rPr>
-      </w:pPr>
-      <w:r>
-        <w:rPr>
-          <w:lang w:val="en-IN"/>
-        </w:rPr>
-        <w:t xml:space="preserve">    }</w:t>
-      </w:r>
-    </w:p>
-    <w:p>
-      <w:pPr>
-        <w:rPr>
-          <w:lang w:val="en-IN"/>
-        </w:rPr>
-      </w:pPr>
-    </w:p>
-    <w:p>
-      <w:pPr>
-        <w:rPr>
-          <w:lang w:val="en-IN"/>
-        </w:rPr>
-      </w:pPr>
-      <w:r>
-        <w:rPr>
-          <w:lang w:val="en-IN"/>
-        </w:rPr>
-        <w:t xml:space="preserve">    </w:t>
-      </w:r>
-      <w:r>
-        <w:rPr>
-          <w:b/>
-          <w:bCs/>
-          <w:lang w:val="en-IN"/>
-        </w:rPr>
-        <w:t>public</w:t>
-      </w:r>
-      <w:r>
-        <w:rPr>
-          <w:lang w:val="en-IN"/>
-        </w:rPr>
-        <w:t xml:space="preserve"> String </w:t>
-      </w:r>
-      <w:proofErr w:type="spellStart"/>
-      <w:proofErr w:type="gramStart"/>
-      <w:r>
-        <w:rPr>
-          <w:lang w:val="en-IN"/>
-        </w:rPr>
-        <w:t>getCategory</w:t>
-      </w:r>
-      <w:proofErr w:type="spellEnd"/>
-      <w:r>
-        <w:rPr>
-          <w:lang w:val="en-IN"/>
-        </w:rPr>
-        <w:t>(</w:t>
-      </w:r>
-      <w:proofErr w:type="gramEnd"/>
-      <w:r>
-        <w:rPr>
-          <w:lang w:val="en-IN"/>
-        </w:rPr>
-        <w:t>) {</w:t>
-      </w:r>
-    </w:p>
-    <w:p>
-      <w:pPr>
-        <w:rPr>
-          <w:lang w:val="en-IN"/>
-        </w:rPr>
-      </w:pPr>
-      <w:r>
-        <w:rPr>
-          <w:lang w:val="en-IN"/>
-        </w:rPr>
-        <w:t xml:space="preserve">        </w:t>
-      </w:r>
-      <w:r>
-        <w:rPr>
-          <w:b/>
-          <w:bCs/>
-          <w:lang w:val="en-IN"/>
-        </w:rPr>
-        <w:t>return</w:t>
-      </w:r>
-      <w:r>
-        <w:rPr>
-          <w:lang w:val="en-IN"/>
-        </w:rPr>
-        <w:t xml:space="preserve"> category;</w:t>
-      </w:r>
-    </w:p>
-    <w:p>
-      <w:pPr>
-        <w:rPr>
-          <w:lang w:val="en-IN"/>
-        </w:rPr>
-      </w:pPr>
-      <w:r>
-        <w:rPr>
-          <w:lang w:val="en-IN"/>
-        </w:rPr>
-        <w:t xml:space="preserve">    }</w:t>
-      </w:r>
-    </w:p>
-    <w:p>
-      <w:pPr>
-        <w:rPr>
-          <w:lang w:val="en-IN"/>
-        </w:rPr>
-      </w:pPr>
-    </w:p>
-    <w:p>
-      <w:pPr>
-        <w:rPr>
-          <w:lang w:val="en-IN"/>
-        </w:rPr>
-      </w:pPr>
-      <w:r>
-        <w:rPr>
-          <w:lang w:val="en-IN"/>
-        </w:rPr>
-        <w:t xml:space="preserve">    </w:t>
-      </w:r>
-      <w:r>
-        <w:rPr>
-          <w:b/>
-          <w:bCs/>
-          <w:lang w:val="en-IN"/>
-        </w:rPr>
-        <w:t>public</w:t>
-      </w:r>
-      <w:r>
-        <w:rPr>
-          <w:lang w:val="en-IN"/>
-        </w:rPr>
-        <w:t xml:space="preserve"> </w:t>
-      </w:r>
-      <w:r>
-        <w:rPr>
-          <w:b/>
-          <w:bCs/>
-          <w:lang w:val="en-IN"/>
-        </w:rPr>
-        <w:t>double</w:t>
-      </w:r>
-      <w:r>
-        <w:rPr>
-          <w:lang w:val="en-IN"/>
-        </w:rPr>
-        <w:t xml:space="preserve"> </w:t>
-      </w:r>
-      <w:proofErr w:type="spellStart"/>
-      <w:proofErr w:type="gramStart"/>
-      <w:r>
-        <w:rPr>
-          <w:lang w:val="en-IN"/>
-        </w:rPr>
-        <w:t>getPrice</w:t>
-      </w:r>
-      <w:proofErr w:type="spellEnd"/>
-      <w:r>
-        <w:rPr>
-          <w:lang w:val="en-IN"/>
-        </w:rPr>
-        <w:t>(</w:t>
-      </w:r>
-      <w:proofErr w:type="gramEnd"/>
-      <w:r>
-        <w:rPr>
-          <w:lang w:val="en-IN"/>
-        </w:rPr>
-        <w:t>) {</w:t>
-      </w:r>
-    </w:p>
-    <w:p>
-      <w:pPr>
-        <w:rPr>
-          <w:lang w:val="en-IN"/>
-        </w:rPr>
-      </w:pPr>
-      <w:r>
-        <w:rPr>
-          <w:lang w:val="en-IN"/>
-        </w:rPr>
-        <w:t xml:space="preserve">        </w:t>
-      </w:r>
-      <w:r>
-        <w:rPr>
-          <w:b/>
-          <w:bCs/>
-          <w:lang w:val="en-IN"/>
-        </w:rPr>
-        <w:t>return</w:t>
-      </w:r>
-      <w:r>
-        <w:rPr>
-          <w:lang w:val="en-IN"/>
-        </w:rPr>
-        <w:t xml:space="preserve"> price;</w:t>
-      </w:r>
-    </w:p>
-    <w:p>
-      <w:pPr>
-        <w:rPr>
-          <w:lang w:val="en-IN"/>
-        </w:rPr>
-      </w:pPr>
-      <w:r>
-        <w:rPr>
-          <w:lang w:val="en-IN"/>
-        </w:rPr>
-        <w:t xml:space="preserve">    }</w:t>
-      </w:r>
-    </w:p>
-    <w:p>
-      <w:pPr>
-        <w:rPr>
-          <w:lang w:val="en-IN"/>
-        </w:rPr>
-      </w:pPr>
-    </w:p>
-    <w:p>
-      <w:pPr>
-        <w:rPr>
-          <w:lang w:val="en-IN"/>
-        </w:rPr>
-      </w:pPr>
-      <w:r>
-        <w:rPr>
-          <w:lang w:val="en-IN"/>
-        </w:rPr>
-        <w:t xml:space="preserve">    </w:t>
-      </w:r>
-      <w:r>
-        <w:rPr>
-          <w:b/>
-          <w:bCs/>
-          <w:lang w:val="en-IN"/>
-        </w:rPr>
-        <w:t>public</w:t>
-      </w:r>
-      <w:r>
-        <w:rPr>
-          <w:lang w:val="en-IN"/>
-        </w:rPr>
-        <w:t xml:space="preserve"> </w:t>
-      </w:r>
-      <w:r>
-        <w:rPr>
-          <w:b/>
-          <w:bCs/>
-          <w:lang w:val="en-IN"/>
-        </w:rPr>
-        <w:t>void</w:t>
-      </w:r>
-      <w:r>
-        <w:rPr>
-          <w:lang w:val="en-IN"/>
-        </w:rPr>
-        <w:t xml:space="preserve"> </w:t>
-      </w:r>
-      <w:proofErr w:type="gramStart"/>
-      <w:r>
-        <w:rPr>
-          <w:lang w:val="en-IN"/>
-        </w:rPr>
-        <w:t>display(</w:t>
-      </w:r>
-      <w:proofErr w:type="gramEnd"/>
-      <w:r>
-        <w:rPr>
-          <w:lang w:val="en-IN"/>
-        </w:rPr>
-        <w:t>) {</w:t>
-      </w:r>
-    </w:p>
-    <w:p>
-      <w:pPr>
-        <w:rPr>
-          <w:lang w:val="en-IN"/>
-        </w:rPr>
-      </w:pPr>
-      <w:r>
-        <w:rPr>
-          <w:lang w:val="en-IN"/>
-        </w:rPr>
-        <w:t xml:space="preserve">        </w:t>
-      </w:r>
-      <w:proofErr w:type="spellStart"/>
-      <w:r>
-        <w:rPr>
-          <w:lang w:val="en-IN"/>
-        </w:rPr>
-        <w:t>System.</w:t>
-      </w:r>
-      <w:r>
-        <w:rPr>
-          <w:b/>
-          <w:bCs/>
-          <w:i/>
-          <w:iCs/>
-          <w:lang w:val="en-IN"/>
-        </w:rPr>
-        <w:t>out</w:t>
-      </w:r>
-      <w:r>
-        <w:rPr>
-          <w:lang w:val="en-IN"/>
-        </w:rPr>
-        <w:t>.println</w:t>
-      </w:r>
-      <w:proofErr w:type="spellEnd"/>
-      <w:r>
-        <w:rPr>
-          <w:lang w:val="en-IN"/>
-        </w:rPr>
-        <w:t xml:space="preserve">("Product [ID=" + </w:t>
-      </w:r>
-      <w:proofErr w:type="spellStart"/>
-      <w:r>
-        <w:rPr>
-          <w:lang w:val="en-IN"/>
-        </w:rPr>
-        <w:t>productId</w:t>
-      </w:r>
-      <w:proofErr w:type="spellEnd"/>
-      <w:r>
-        <w:rPr>
-          <w:lang w:val="en-IN"/>
-        </w:rPr>
-        <w:t xml:space="preserve"> + ", Name=" + </w:t>
-      </w:r>
-      <w:proofErr w:type="spellStart"/>
-      <w:r>
-        <w:rPr>
-          <w:lang w:val="en-IN"/>
-        </w:rPr>
-        <w:t>productName</w:t>
-      </w:r>
-      <w:proofErr w:type="spellEnd"/>
-      <w:r>
-        <w:rPr>
-          <w:lang w:val="en-IN"/>
-        </w:rPr>
-        <w:t xml:space="preserve"> +</w:t>
-      </w:r>
-    </w:p>
-    <w:p>
-      <w:pPr>
-        <w:rPr>
-          <w:lang w:val="en-IN"/>
-        </w:rPr>
-      </w:pPr>
-      <w:r>
-        <w:rPr>
-          <w:lang w:val="en-IN"/>
-        </w:rPr>
-        <w:t xml:space="preserve">                ", Category=" + category + ", Price=" + price + "]");</w:t>
-      </w:r>
-    </w:p>
-    <w:p>
-      <w:pPr>
-        <w:rPr>
-          <w:lang w:val="en-IN"/>
-        </w:rPr>
-      </w:pPr>
-      <w:r>
-        <w:rPr>
-          <w:lang w:val="en-IN"/>
-        </w:rPr>
-        <w:lastRenderedPageBreak/>
-        <w:t xml:space="preserve">    }</w:t>
-      </w:r>
-    </w:p>
-    <w:p>
-      <w:pPr>
-        <w:rPr>
-          <w:lang w:val="en-IN"/>
-        </w:rPr>
-      </w:pPr>
-      <w:r>
-        <w:rPr>
-          <w:lang w:val="en-IN"/>
-        </w:rPr>
-        <w:t>}</w:t>
+        <w:t>GITHUB</w:t>
       </w:r>
     </w:p>
     <w:p>
@@ -5429,30 +4357,11 @@
           <w:szCs w:val="32"/>
           <w:lang w:val="en-IN"/>
         </w:rPr>
-        <w:t>GITHUB</w:t>
-      </w:r>
-    </w:p>
-    <w:p>
-      <w:pPr>
-        <w:rPr>
-          <w:color w:val="C45911" w:themeColor="accent2" w:themeShade="BF"/>
-          <w:sz w:val="32"/>
-          <w:szCs w:val="32"/>
-          <w:lang w:val="en-IN"/>
-        </w:rPr>
-      </w:pPr>
-      <w:r>
-        <w:rPr>
-          <w:color w:val="C45911" w:themeColor="accent2" w:themeShade="BF"/>
-          <w:sz w:val="32"/>
-          <w:szCs w:val="32"/>
-          <w:lang w:val="en-IN"/>
-        </w:rPr>
         <w:drawing>
-          <wp:inline distT="0" distB="0" distL="0" distR="0" wp14:anchorId="04594C14" wp14:editId="097AB4C5">
-            <wp:extent cx="5731510" cy="2851785"/>
-            <wp:effectExtent l="0" t="0" r="2540" b="5715"/>
-            <wp:docPr id="1078136800" name="Picture 1"/>
+          <wp:inline distT="0" distB="0" distL="0" distR="0" wp14:anchorId="08623A7B" wp14:editId="41D4BB25">
+            <wp:extent cx="5731510" cy="2765425"/>
+            <wp:effectExtent l="0" t="0" r="2540" b="0"/>
+            <wp:docPr id="1421009746" name="Picture 1"/>
             <wp:cNvGraphicFramePr>
               <a:graphicFrameLocks xmlns:a="http://schemas.openxmlformats.org/drawingml/2006/main" noChangeAspect="1"/>
             </wp:cNvGraphicFramePr>
@@ -5460,11 +4369,11 @@
               <a:graphicData uri="http://schemas.openxmlformats.org/drawingml/2006/picture">
                 <pic:pic xmlns:pic="http://schemas.openxmlformats.org/drawingml/2006/picture">
                   <pic:nvPicPr>
-                    <pic:cNvPr id="1078136800" name=""/>
+                    <pic:cNvPr id="1421009746" name=""/>
                     <pic:cNvPicPr/>
                   </pic:nvPicPr>
                   <pic:blipFill>
-                    <a:blip r:embed="rId7"/>
+                    <a:blip r:embed="rId9"/>
                     <a:stretch>
                       <a:fillRect/>
                     </a:stretch>
@@ -5472,7 +4381,7 @@
                   <pic:spPr>
                     <a:xfrm>
                       <a:off x="0" y="0"/>
-                      <a:ext cx="5731510" cy="2851785"/>
+                      <a:ext cx="5731510" cy="2765425"/>
                     </a:xfrm>
                     <a:prstGeom prst="rect">
                       <a:avLst/>
@@ -5515,6 +4424,7 @@
       </w:pPr>
       <w:r>
         <w:rPr>
+          <w:noProof/>
           <w:color w:val="C45911" w:themeColor="accent2" w:themeShade="BF"/>
           <w:sz w:val="32"/>
           <w:szCs w:val="32"/>
@@ -5536,7 +4446,7 @@
                     <pic:cNvPicPr/>
                   </pic:nvPicPr>
                   <pic:blipFill>
-                    <a:blip r:embed="rId8"/>
+                    <a:blip r:embed="rId10"/>
                     <a:stretch>
                       <a:fillRect/>
                     </a:stretch>
@@ -5595,45 +4505,14 @@
           <w:bCs/>
           <w:lang w:val="en-IN"/>
         </w:rPr>
-        <w:t xml:space="preserve">1. What is </w:t>
-      </w:r>
-      <w:proofErr w:type="spellStart"/>
-      <w:r>
-        <w:rPr>
-          <w:b/>
-          <w:bCs/>
-          <w:lang w:val="en-IN"/>
-        </w:rPr>
-        <w:t>autowiring</w:t>
-      </w:r>
-      <w:proofErr w:type="spellEnd"/>
-      <w:r>
-        <w:rPr>
-          <w:b/>
-          <w:bCs/>
-          <w:lang w:val="en-IN"/>
-        </w:rPr>
-        <w:t xml:space="preserve"> in Spring?</w:t>
+        <w:t>1. What is autowiring in Spring?</w:t>
       </w:r>
       <w:r>
         <w:rPr>
           <w:lang w:val="en-IN"/>
         </w:rPr>
         <w:br/>
-      </w:r>
-      <w:proofErr w:type="spellStart"/>
-      <w:r>
-        <w:rPr>
-          <w:lang w:val="en-IN"/>
-        </w:rPr>
-        <w:t>Autowiring</w:t>
-      </w:r>
-      <w:proofErr w:type="spellEnd"/>
-      <w:r>
-        <w:rPr>
-          <w:lang w:val="en-IN"/>
-        </w:rPr>
-        <w:t xml:space="preserve"> is a feature in the Spring Framework that automatically injects required dependencies into a bean without explicit configuration. Spring resolves and connects collaborating objects at runtime.</w:t>
+        <w:t>Autowiring is a feature in the Spring Framework that automatically injects required dependencies into a bean without explicit configuration. Spring resolves and connects collaborating objects at runtime.</w:t>
       </w:r>
     </w:p>
     <w:p>
@@ -5648,7 +4527,7 @@
           <w:lang w:val="en-IN"/>
         </w:rPr>
         <w:pict w14:anchorId="2A2DE914">
-          <v:rect id="_x0000_i1049" style="width:0;height:1.5pt" o:hralign="center" o:hrstd="t" o:hr="t" fillcolor="#a0a0a0" stroked="f"/>
+          <v:rect id="_x0000_i1025" style="width:0;height:1.5pt" o:hralign="center" o:hrstd="t" o:hr="t" fillcolor="#a0a0a0" stroked="f"/>
         </w:pict>
       </w:r>
     </w:p>
@@ -5693,7 +4572,7 @@
           <w:lang w:val="en-IN"/>
         </w:rPr>
         <w:pict w14:anchorId="3E536CC7">
-          <v:rect id="_x0000_i1050" style="width:0;height:1.5pt" o:hralign="center" o:hrstd="t" o:hr="t" fillcolor="#a0a0a0" stroked="f"/>
+          <v:rect id="_x0000_i1026" style="width:0;height:1.5pt" o:hralign="center" o:hrstd="t" o:hr="t" fillcolor="#a0a0a0" stroked="f"/>
         </w:pict>
       </w:r>
     </w:p>
@@ -5767,7 +4646,7 @@
           <w:lang w:val="en-IN"/>
         </w:rPr>
         <w:pict w14:anchorId="2180E968">
-          <v:rect id="_x0000_i1051" style="width:0;height:1.5pt" o:hralign="center" o:hrstd="t" o:hr="t" fillcolor="#a0a0a0" stroked="f"/>
+          <v:rect id="_x0000_i1027" style="width:0;height:1.5pt" o:hralign="center" o:hrstd="t" o:hr="t" fillcolor="#a0a0a0" stroked="f"/>
         </w:pict>
       </w:r>
     </w:p>
@@ -5892,7 +4771,7 @@
           <w:lang w:val="en-IN"/>
         </w:rPr>
         <w:pict w14:anchorId="69870FD3">
-          <v:rect id="_x0000_i1052" style="width:0;height:1.5pt" o:hralign="center" o:hrstd="t" o:hr="t" fillcolor="#a0a0a0" stroked="f"/>
+          <v:rect id="_x0000_i1028" style="width:0;height:1.5pt" o:hralign="center" o:hrstd="t" o:hr="t" fillcolor="#a0a0a0" stroked="f"/>
         </w:pict>
       </w:r>
     </w:p>
@@ -5918,7 +4797,6 @@
         <w:br/>
         <w:t xml:space="preserve">Spring throws a </w:t>
       </w:r>
-      <w:proofErr w:type="spellStart"/>
       <w:r>
         <w:rPr>
           <w:b/>
@@ -5927,7 +4805,6 @@
         </w:rPr>
         <w:t>NoUniqueBeanDefinitionException</w:t>
       </w:r>
-      <w:proofErr w:type="spellEnd"/>
       <w:r>
         <w:rPr>
           <w:lang w:val="en-IN"/>
@@ -6732,6 +5609,25 @@
     </w:sectPr>
   </w:body>
 </w:document>
+</file>
+
+<file path=word/endnotes.xml><?xml version="1.0" encoding="utf-8"?>
+<w:endnotes xmlns:wpc="http://schemas.microsoft.com/office/word/2010/wordprocessingCanvas" xmlns:cx="http://schemas.microsoft.com/office/drawing/2014/chartex" xmlns:cx1="http://schemas.microsoft.com/office/drawing/2015/9/8/chartex" xmlns:cx2="http://schemas.microsoft.com/office/drawing/2015/10/21/chartex" xmlns:cx3="http://schemas.microsoft.com/office/drawing/2016/5/9/chartex" xmlns:cx4="http://schemas.microsoft.com/office/drawing/2016/5/10/chartex" xmlns:cx5="http://schemas.microsoft.com/office/drawing/2016/5/11/chartex" xmlns:cx6="http://schemas.microsoft.com/office/drawing/2016/5/12/chartex" xmlns:cx7="http://schemas.microsoft.com/office/drawing/2016/5/13/chartex" xmlns:cx8="http://schemas.microsoft.com/office/drawing/2016/5/14/chartex" xmlns:mc="http://schemas.openxmlformats.org/markup-compatibility/2006" xmlns:aink="http://schemas.microsoft.com/office/drawing/2016/ink" xmlns:am3d="http://schemas.microsoft.com/office/drawing/2017/model3d" xmlns:o="urn:schemas-microsoft-com:office:office" xmlns:oel="http://schemas.microsoft.com/office/2019/extlst" xmlns:r="http://schemas.openxmlformats.org/officeDocument/2006/relationships" xmlns:m="http://schemas.openxmlformats.org/officeDocument/2006/math" xmlns:v="urn:schemas-microsoft-com:vml" xmlns:wp14="http://schemas.microsoft.com/office/word/2010/wordprocessingDrawing" xmlns:wp="http://schemas.openxmlformats.org/drawingml/2006/wordprocessingDrawing" xmlns:w10="urn:schemas-microsoft-com:office:word" xmlns:w="http://schemas.openxmlformats.org/wordprocessingml/2006/main" xmlns:w14="http://schemas.microsoft.com/office/word/2010/wordml" xmlns:w15="http://schemas.microsoft.com/office/word/2012/wordml" xmlns:w16cex="http://schemas.microsoft.com/office/word/2018/wordml/cex" xmlns:w16cid="http://schemas.microsoft.com/office/word/2016/wordml/cid" xmlns:w16="http://schemas.microsoft.com/office/word/2018/wordml" xmlns:w16du="http://schemas.microsoft.com/office/word/2023/wordml/word16du" xmlns:w16sdtdh="http://schemas.microsoft.com/office/word/2020/wordml/sdtdatahash" xmlns:w16sdtfl="http://schemas.microsoft.com/office/word/2024/wordml/sdtformatlock" xmlns:w16se="http://schemas.microsoft.com/office/word/2015/wordml/symex" xmlns:wpg="http://schemas.microsoft.com/office/word/2010/wordprocessingGroup" xmlns:wpi="http://schemas.microsoft.com/office/word/2010/wordprocessingInk" xmlns:wne="http://schemas.microsoft.com/office/word/2006/wordml" xmlns:wps="http://schemas.microsoft.com/office/word/2010/wordprocessingShape" mc:Ignorable="w14 w15 w16se w16cid w16 w16cex w16sdtdh w16sdtfl w16du wp14">
+  <w:endnote w:type="separator" w:id="-1">
+    <w:p>
+      <w:r>
+        <w:separator/>
+      </w:r>
+    </w:p>
+  </w:endnote>
+  <w:endnote w:type="continuationSeparator" w:id="0">
+    <w:p>
+      <w:r>
+        <w:continuationSeparator/>
+      </w:r>
+    </w:p>
+  </w:endnote>
+</w:endnotes>
 </file>
 
 <file path=word/footer1.xml><?xml version="1.0" encoding="utf-8"?>
@@ -7352,6 +6248,25 @@
 </w:ftr>
 </file>
 
+<file path=word/footnotes.xml><?xml version="1.0" encoding="utf-8"?>
+<w:footnotes xmlns:wpc="http://schemas.microsoft.com/office/word/2010/wordprocessingCanvas" xmlns:cx="http://schemas.microsoft.com/office/drawing/2014/chartex" xmlns:cx1="http://schemas.microsoft.com/office/drawing/2015/9/8/chartex" xmlns:cx2="http://schemas.microsoft.com/office/drawing/2015/10/21/chartex" xmlns:cx3="http://schemas.microsoft.com/office/drawing/2016/5/9/chartex" xmlns:cx4="http://schemas.microsoft.com/office/drawing/2016/5/10/chartex" xmlns:cx5="http://schemas.microsoft.com/office/drawing/2016/5/11/chartex" xmlns:cx6="http://schemas.microsoft.com/office/drawing/2016/5/12/chartex" xmlns:cx7="http://schemas.microsoft.com/office/drawing/2016/5/13/chartex" xmlns:cx8="http://schemas.microsoft.com/office/drawing/2016/5/14/chartex" xmlns:mc="http://schemas.openxmlformats.org/markup-compatibility/2006" xmlns:aink="http://schemas.microsoft.com/office/drawing/2016/ink" xmlns:am3d="http://schemas.microsoft.com/office/drawing/2017/model3d" xmlns:o="urn:schemas-microsoft-com:office:office" xmlns:oel="http://schemas.microsoft.com/office/2019/extlst" xmlns:r="http://schemas.openxmlformats.org/officeDocument/2006/relationships" xmlns:m="http://schemas.openxmlformats.org/officeDocument/2006/math" xmlns:v="urn:schemas-microsoft-com:vml" xmlns:wp14="http://schemas.microsoft.com/office/word/2010/wordprocessingDrawing" xmlns:wp="http://schemas.openxmlformats.org/drawingml/2006/wordprocessingDrawing" xmlns:w10="urn:schemas-microsoft-com:office:word" xmlns:w="http://schemas.openxmlformats.org/wordprocessingml/2006/main" xmlns:w14="http://schemas.microsoft.com/office/word/2010/wordml" xmlns:w15="http://schemas.microsoft.com/office/word/2012/wordml" xmlns:w16cex="http://schemas.microsoft.com/office/word/2018/wordml/cex" xmlns:w16cid="http://schemas.microsoft.com/office/word/2016/wordml/cid" xmlns:w16="http://schemas.microsoft.com/office/word/2018/wordml" xmlns:w16du="http://schemas.microsoft.com/office/word/2023/wordml/word16du" xmlns:w16sdtdh="http://schemas.microsoft.com/office/word/2020/wordml/sdtdatahash" xmlns:w16sdtfl="http://schemas.microsoft.com/office/word/2024/wordml/sdtformatlock" xmlns:w16se="http://schemas.microsoft.com/office/word/2015/wordml/symex" xmlns:wpg="http://schemas.microsoft.com/office/word/2010/wordprocessingGroup" xmlns:wpi="http://schemas.microsoft.com/office/word/2010/wordprocessingInk" xmlns:wne="http://schemas.microsoft.com/office/word/2006/wordml" xmlns:wps="http://schemas.microsoft.com/office/word/2010/wordprocessingShape" mc:Ignorable="w14 w15 w16se w16cid w16 w16cex w16sdtdh w16sdtfl w16du wp14">
+  <w:footnote w:type="separator" w:id="-1">
+    <w:p>
+      <w:r>
+        <w:separator/>
+      </w:r>
+    </w:p>
+  </w:footnote>
+  <w:footnote w:type="continuationSeparator" w:id="0">
+    <w:p>
+      <w:r>
+        <w:continuationSeparator/>
+      </w:r>
+    </w:p>
+  </w:footnote>
+</w:footnotes>
+</file>
+
 <file path=word/header1.xml><?xml version="1.0" encoding="utf-8"?>
 <w:hdr xmlns:wpc="http://schemas.microsoft.com/office/word/2010/wordprocessingCanvas" xmlns:cx="http://schemas.microsoft.com/office/drawing/2014/chartex" xmlns:cx1="http://schemas.microsoft.com/office/drawing/2015/9/8/chartex" xmlns:cx2="http://schemas.microsoft.com/office/drawing/2015/10/21/chartex" xmlns:cx3="http://schemas.microsoft.com/office/drawing/2016/5/9/chartex" xmlns:cx4="http://schemas.microsoft.com/office/drawing/2016/5/10/chartex" xmlns:cx5="http://schemas.microsoft.com/office/drawing/2016/5/11/chartex" xmlns:cx6="http://schemas.microsoft.com/office/drawing/2016/5/12/chartex" xmlns:cx7="http://schemas.microsoft.com/office/drawing/2016/5/13/chartex" xmlns:cx8="http://schemas.microsoft.com/office/drawing/2016/5/14/chartex" xmlns:mc="http://schemas.openxmlformats.org/markup-compatibility/2006" xmlns:aink="http://schemas.microsoft.com/office/drawing/2016/ink" xmlns:am3d="http://schemas.microsoft.com/office/drawing/2017/model3d" xmlns:o="urn:schemas-microsoft-com:office:office" xmlns:oel="http://schemas.microsoft.com/office/2019/extlst" xmlns:r="http://schemas.openxmlformats.org/officeDocument/2006/relationships" xmlns:m="http://schemas.openxmlformats.org/officeDocument/2006/math" xmlns:v="urn:schemas-microsoft-com:vml" xmlns:wp14="http://schemas.microsoft.com/office/word/2010/wordprocessingDrawing" xmlns:wp="http://schemas.openxmlformats.org/drawingml/2006/wordprocessingDrawing" xmlns:w10="urn:schemas-microsoft-com:office:word" xmlns:w="http://schemas.openxmlformats.org/wordprocessingml/2006/main" xmlns:w14="http://schemas.microsoft.com/office/word/2010/wordml" xmlns:w15="http://schemas.microsoft.com/office/word/2012/wordml" xmlns:w16cex="http://schemas.microsoft.com/office/word/2018/wordml/cex" xmlns:w16cid="http://schemas.microsoft.com/office/word/2016/wordml/cid" xmlns:w16="http://schemas.microsoft.com/office/word/2018/wordml" xmlns:w16du="http://schemas.microsoft.com/office/word/2023/wordml/word16du" xmlns:w16sdtdh="http://schemas.microsoft.com/office/word/2020/wordml/sdtdatahash" xmlns:w16sdtfl="http://schemas.microsoft.com/office/word/2024/wordml/sdtformatlock" xmlns:w16se="http://schemas.microsoft.com/office/word/2015/wordml/symex" xmlns:wpg="http://schemas.microsoft.com/office/word/2010/wordprocessingGroup" xmlns:wpi="http://schemas.microsoft.com/office/word/2010/wordprocessingInk" xmlns:wne="http://schemas.microsoft.com/office/word/2006/wordml" xmlns:wps="http://schemas.microsoft.com/office/word/2010/wordprocessingShape" mc:Ignorable="w14 w15 w16se w16cid w16 w16cex w16sdtdh w16sdtfl w16du wp14">
   <w:p>
@@ -9042,6 +7957,7 @@
   <w:style w:type="character" w:default="1" w:styleId="DefaultParagraphFont">
     <w:name w:val="Default Paragraph Font"/>
     <w:uiPriority w:val="1"/>
+    <w:semiHidden/>
     <w:unhideWhenUsed/>
   </w:style>
   <w:style w:type="table" w:default="1" w:styleId="TableNormal">
